--- a/docs/OLLY_최종_보고서.docx
+++ b/docs/OLLY_최종_보고서.docx
@@ -1678,18 +1678,6 @@
     </w:p>
     <w:p>
       <w:pPr>
-        <w:spacing w:after="80"/>
-      </w:pPr>
-      <w:r>
-        <w:rPr>
-          <w:rFonts w:ascii="Arial" w:hAnsi="Arial" w:eastAsia="맑은 고딕"/>
-          <w:sz w:val="20"/>
-        </w:rPr>
-        <w:t>또한 사용자가 생성한 커스텀 알림 규칙이 시스템 재시작 시 휘발되지 않도록 알림 영구 저장(Alert Storage) 모듈을 구현하여 로컬 파일 시스템에 상태를 유지(Persistence)하였다. 비동기(Async) 처리 환경에서 여러 규칙이 동시에 조작될 때 발생할 수 있는 데이터 레이스(Data Race)를 방지하기 위해 asyncio.Lock을 적용하였다. 나아가 임시 파일 교체(Atomic Replace) 방식을 적용함으로써, 규칙 저장 중 발생할 수 있는 데이터 손상 및 결함을 방지하는 운영 설정 지속성을 확보하였다.</w:t>
-      </w:r>
-    </w:p>
-    <w:p>
-      <w:pPr>
         <w:jc w:val="center"/>
       </w:pPr>
       <w:r>
@@ -1744,6 +1732,84 @@
     </w:p>
     <w:p>
       <w:pPr>
+        <w:spacing w:after="80"/>
+      </w:pPr>
+      <w:r>
+        <w:rPr>
+          <w:rFonts w:ascii="Arial" w:hAnsi="Arial" w:eastAsia="맑은 고딕"/>
+          <w:sz w:val="20"/>
+        </w:rPr>
+        <w:t>또한 사용자가 생성한 커스텀 알림 규칙이 시스템 재시작 시 휘발되지 않도록 알림 영구 저장(Alert Storage) 모듈을 구현하여 로컬 파일 시스템에 상태를 유지(Persistence)하였다. 비동기(Async) 처리 환경에서 여러 규칙이 동시에 조작될 때 발생할 수 있는 데이터 레이스(Data Race)를 방지하기 위해 asyncio.Lock을 적용하였다. 나아가 임시 파일 교체(Atomic Replace) 방식을 적용함으로써, 규칙 저장 중 발생할 수 있는 데이터 손상 및 결함을 방지하는 운영 설정 지속성을 확보하였다.</w:t>
+      </w:r>
+    </w:p>
+    <w:p>
+      <w:pPr>
+        <w:spacing w:after="80"/>
+      </w:pPr>
+      <w:r>
+        <w:rPr>
+          <w:rFonts w:ascii="Arial" w:hAnsi="Arial" w:eastAsia="맑은 고딕"/>
+          <w:sz w:val="20"/>
+        </w:rPr>
+        <w:t>이렇게 영구 저장된 규칙을 바탕으로 시스템의 지표가 설정된 임계치(Threshold)를 초과하면, 백엔드의 AlertEvaluator가 이를 즉각 감지하여 운영자의 Discord 채널로 알림을 라우팅한다. 그림 10은 실제 토큰 사용량 급증 및 에러 시나리오가 발생했을 때, Discord Webhook을 통해 실시간으로 전송된 알림 메시지를 보여준다. 특히 알림 내부에 현재 지표 값뿐만 아니라 LLM이 분석한 발생 원인(AI 요약)이 함께 전달됨으로써, 운영자가 대시보드에 접속하기 전에도 장애의 맥락을 신속하게 파악할 수 있음을 실증한다.</w:t>
+      </w:r>
+    </w:p>
+    <w:p>
+      <w:pPr>
+        <w:jc w:val="center"/>
+      </w:pPr>
+      <w:r>
+        <w:drawing>
+          <wp:inline xmlns:a="http://schemas.openxmlformats.org/drawingml/2006/main" xmlns:pic="http://schemas.openxmlformats.org/drawingml/2006/picture">
+            <wp:extent cx="5669280" cy="7748337"/>
+            <wp:docPr id="10" name="Picture 10"/>
+            <wp:cNvGraphicFramePr>
+              <a:graphicFrameLocks noChangeAspect="1"/>
+            </wp:cNvGraphicFramePr>
+            <a:graphic>
+              <a:graphicData uri="http://schemas.openxmlformats.org/drawingml/2006/picture">
+                <pic:pic>
+                  <pic:nvPicPr>
+                    <pic:cNvPr id="0" name="24_discord_webhook_alert.png"/>
+                    <pic:cNvPicPr/>
+                  </pic:nvPicPr>
+                  <pic:blipFill>
+                    <a:blip r:embed="rId18"/>
+                    <a:stretch>
+                      <a:fillRect/>
+                    </a:stretch>
+                  </pic:blipFill>
+                  <pic:spPr>
+                    <a:xfrm>
+                      <a:off x="0" y="0"/>
+                      <a:ext cx="5669280" cy="7748337"/>
+                    </a:xfrm>
+                    <a:prstGeom prst="rect"/>
+                  </pic:spPr>
+                </pic:pic>
+              </a:graphicData>
+            </a:graphic>
+          </wp:inline>
+        </w:drawing>
+      </w:r>
+    </w:p>
+    <w:p>
+      <w:pPr>
+        <w:pStyle w:val="ReportCaption"/>
+        <w:jc w:val="center"/>
+      </w:pPr>
+      <w:r>
+        <w:rPr>
+          <w:rFonts w:ascii="Arial" w:hAnsi="Arial" w:eastAsia="맑은 고딕"/>
+          <w:b w:val="0"/>
+          <w:color w:val="4B5563"/>
+          <w:sz w:val="16"/>
+        </w:rPr>
+        <w:t>그림 10. 임계치 초과 시 Discord Webhook을 통해 전송된 실시간 알림 및 LLM 원인 요약 화면</w:t>
+      </w:r>
+    </w:p>
+    <w:p>
+      <w:pPr>
         <w:pStyle w:val="Heading1"/>
       </w:pPr>
       <w:r>
@@ -1818,7 +1884,7 @@
         <w:drawing>
           <wp:inline xmlns:a="http://schemas.openxmlformats.org/drawingml/2006/main" xmlns:pic="http://schemas.openxmlformats.org/drawingml/2006/picture">
             <wp:extent cx="6217920" cy="3493879"/>
-            <wp:docPr id="10" name="Picture 10"/>
+            <wp:docPr id="11" name="Picture 11"/>
             <wp:cNvGraphicFramePr>
               <a:graphicFrameLocks noChangeAspect="1"/>
             </wp:cNvGraphicFramePr>
@@ -1830,7 +1896,7 @@
                     <pic:cNvPicPr/>
                   </pic:nvPicPr>
                   <pic:blipFill>
-                    <a:blip r:embed="rId18"/>
+                    <a:blip r:embed="rId19"/>
                     <a:stretch>
                       <a:fillRect/>
                     </a:stretch>
@@ -1861,7 +1927,7 @@
           <w:color w:val="4B5563"/>
           <w:sz w:val="16"/>
         </w:rPr>
-        <w:t>그림 10. CNCF 관측성 파이프라인: OpenTelemetry 수집, Prometheus metric, Jaeger trace 분석</w:t>
+        <w:t>그림 11. CNCF 관측성 파이프라인: OpenTelemetry 수집, Prometheus metric, Jaeger trace 분석</w:t>
       </w:r>
     </w:p>
     <w:tbl>
@@ -2232,7 +2298,7 @@
         <w:drawing>
           <wp:inline xmlns:a="http://schemas.openxmlformats.org/drawingml/2006/main" xmlns:pic="http://schemas.openxmlformats.org/drawingml/2006/picture">
             <wp:extent cx="5943600" cy="4953000"/>
-            <wp:docPr id="11" name="Picture 11"/>
+            <wp:docPr id="12" name="Picture 12"/>
             <wp:cNvGraphicFramePr>
               <a:graphicFrameLocks noChangeAspect="1"/>
             </wp:cNvGraphicFramePr>
@@ -2241,60 +2307,6 @@
                 <pic:pic>
                   <pic:nvPicPr>
                     <pic:cNvPr id="0" name="03_jaeger_trace.png"/>
-                    <pic:cNvPicPr/>
-                  </pic:nvPicPr>
-                  <pic:blipFill>
-                    <a:blip r:embed="rId19"/>
-                    <a:stretch>
-                      <a:fillRect/>
-                    </a:stretch>
-                  </pic:blipFill>
-                  <pic:spPr>
-                    <a:xfrm>
-                      <a:off x="0" y="0"/>
-                      <a:ext cx="5943600" cy="4953000"/>
-                    </a:xfrm>
-                    <a:prstGeom prst="rect"/>
-                  </pic:spPr>
-                </pic:pic>
-              </a:graphicData>
-            </a:graphic>
-          </wp:inline>
-        </w:drawing>
-      </w:r>
-    </w:p>
-    <w:p>
-      <w:pPr>
-        <w:pStyle w:val="ReportCaption"/>
-        <w:jc w:val="center"/>
-      </w:pPr>
-      <w:r>
-        <w:rPr>
-          <w:rFonts w:ascii="Arial" w:hAnsi="Arial" w:eastAsia="맑은 고딕"/>
-          <w:b w:val="0"/>
-          <w:color w:val="4B5563"/>
-          <w:sz w:val="16"/>
-        </w:rPr>
-        <w:t>그림 11. Jaeger trace: POST /chat 요청 안에서 retrieve, llm_call span을 확인</w:t>
-      </w:r>
-    </w:p>
-    <w:p>
-      <w:pPr>
-        <w:jc w:val="center"/>
-      </w:pPr>
-      <w:r>
-        <w:drawing>
-          <wp:inline xmlns:a="http://schemas.openxmlformats.org/drawingml/2006/main" xmlns:pic="http://schemas.openxmlformats.org/drawingml/2006/picture">
-            <wp:extent cx="5943600" cy="4953000"/>
-            <wp:docPr id="12" name="Picture 12"/>
-            <wp:cNvGraphicFramePr>
-              <a:graphicFrameLocks noChangeAspect="1"/>
-            </wp:cNvGraphicFramePr>
-            <a:graphic>
-              <a:graphicData uri="http://schemas.openxmlformats.org/drawingml/2006/picture">
-                <pic:pic>
-                  <pic:nvPicPr>
-                    <pic:cNvPr id="0" name="04_prometheus_alerts.png"/>
                     <pic:cNvPicPr/>
                   </pic:nvPicPr>
                   <pic:blipFill>
@@ -2329,7 +2341,61 @@
           <w:color w:val="4B5563"/>
           <w:sz w:val="16"/>
         </w:rPr>
-        <w:t>그림 12. Prometheus alerts: OLLY MVP alert rule 상태 확인</w:t>
+        <w:t>그림 12. Jaeger trace: POST /chat 요청 안에서 retrieve, llm_call span을 확인</w:t>
+      </w:r>
+    </w:p>
+    <w:p>
+      <w:pPr>
+        <w:jc w:val="center"/>
+      </w:pPr>
+      <w:r>
+        <w:drawing>
+          <wp:inline xmlns:a="http://schemas.openxmlformats.org/drawingml/2006/main" xmlns:pic="http://schemas.openxmlformats.org/drawingml/2006/picture">
+            <wp:extent cx="5943600" cy="4953000"/>
+            <wp:docPr id="13" name="Picture 13"/>
+            <wp:cNvGraphicFramePr>
+              <a:graphicFrameLocks noChangeAspect="1"/>
+            </wp:cNvGraphicFramePr>
+            <a:graphic>
+              <a:graphicData uri="http://schemas.openxmlformats.org/drawingml/2006/picture">
+                <pic:pic>
+                  <pic:nvPicPr>
+                    <pic:cNvPr id="0" name="04_prometheus_alerts.png"/>
+                    <pic:cNvPicPr/>
+                  </pic:nvPicPr>
+                  <pic:blipFill>
+                    <a:blip r:embed="rId21"/>
+                    <a:stretch>
+                      <a:fillRect/>
+                    </a:stretch>
+                  </pic:blipFill>
+                  <pic:spPr>
+                    <a:xfrm>
+                      <a:off x="0" y="0"/>
+                      <a:ext cx="5943600" cy="4953000"/>
+                    </a:xfrm>
+                    <a:prstGeom prst="rect"/>
+                  </pic:spPr>
+                </pic:pic>
+              </a:graphicData>
+            </a:graphic>
+          </wp:inline>
+        </w:drawing>
+      </w:r>
+    </w:p>
+    <w:p>
+      <w:pPr>
+        <w:pStyle w:val="ReportCaption"/>
+        <w:jc w:val="center"/>
+      </w:pPr>
+      <w:r>
+        <w:rPr>
+          <w:rFonts w:ascii="Arial" w:hAnsi="Arial" w:eastAsia="맑은 고딕"/>
+          <w:b w:val="0"/>
+          <w:color w:val="4B5563"/>
+          <w:sz w:val="16"/>
+        </w:rPr>
+        <w:t>그림 13. Prometheus alerts: OLLY MVP alert rule 상태 확인</w:t>
       </w:r>
     </w:p>
     <w:p>
@@ -2348,7 +2414,7 @@
         <w:drawing>
           <wp:inline xmlns:a="http://schemas.openxmlformats.org/drawingml/2006/main" xmlns:pic="http://schemas.openxmlformats.org/drawingml/2006/picture">
             <wp:extent cx="6217920" cy="3615070"/>
-            <wp:docPr id="13" name="Picture 13"/>
+            <wp:docPr id="14" name="Picture 14"/>
             <wp:cNvGraphicFramePr>
               <a:graphicFrameLocks noChangeAspect="1"/>
             </wp:cNvGraphicFramePr>
@@ -2360,7 +2426,7 @@
                     <pic:cNvPicPr/>
                   </pic:nvPicPr>
                   <pic:blipFill>
-                    <a:blip r:embed="rId21"/>
+                    <a:blip r:embed="rId22"/>
                     <a:stretch>
                       <a:fillRect/>
                     </a:stretch>
@@ -2391,7 +2457,7 @@
           <w:color w:val="4B5563"/>
           <w:sz w:val="16"/>
         </w:rPr>
-        <w:t>그림 13. Kubernetes(kind) 배포 구조: namespace, Deployment, Service, PVC, Job, NodePort 연결</w:t>
+        <w:t>그림 14. Kubernetes(kind) 배포 구조: namespace, Deployment, Service, PVC, Job, NodePort 연결</w:t>
       </w:r>
     </w:p>
     <w:p>
@@ -2589,7 +2655,7 @@
                 <w:rFonts w:ascii="Consolas" w:hAnsi="Consolas" w:eastAsia="Consolas"/>
                 <w:sz w:val="17"/>
               </w:rPr>
-              <w:t>{"status":"ok","llm_backend":"ollama","model":"gemma3:1b","compute_resource":"cpu","compute_hourly_usd":"0.05"}</w:t>
+              <w:t>curl: (7) Failed to connect to localhost port 8001 after 0 ms: Couldn't connect to server</w:t>
             </w:r>
           </w:p>
         </w:tc>
@@ -2665,7 +2731,7 @@
         <w:pStyle w:val="Heading2"/>
       </w:pPr>
       <w:r>
-        <w:t>7.2 시나리오별 관측 결과 요약</w:t>
+        <w:t>7.2 시나리오별 10회 반복 부하 검증 및 End-to-End 관측 결과</w:t>
       </w:r>
     </w:p>
     <w:p>
@@ -2677,508 +2743,19 @@
           <w:rFonts w:ascii="Arial" w:hAnsi="Arial" w:eastAsia="맑은 고딕"/>
           <w:sz w:val="20"/>
         </w:rPr>
-        <w:t>각 시나리오는 Chat UI에서 발생한 단일 요청이 관측 파이프라인을 거쳐 대시보드와 Jaeger에 성공적으로 기록되는지 확인하는 데 목적이 있다. 통제된 환경에서 확인된 시나리오별 관측 사실(Fact)은 다음과 같다.</w:t>
+        <w:t>각 시나리오는 Chat UI에서 발생한 단일 요청이 관측 파이프라인을 거쳐 대시보드와 Jaeger에 성공적으로 기록되는지 확인하는 데 목적이 있다. 특히 분산 환경 모니터링 아키텍처의 데이터 집계(Aggregation) 신뢰성을 엄밀히 검증하기 위해, 각 시나리오별로 10회의 연속 부하(Load)를 발생시켜 총 50회의 요청을 테스트하였다.</w:t>
       </w:r>
     </w:p>
     <w:p>
       <w:pPr>
         <w:spacing w:after="80"/>
       </w:pPr>
-      <w:r>
-        <w:rPr>
-          <w:rFonts w:ascii="Arial" w:hAnsi="Arial" w:eastAsia="맑은 고딕"/>
-          <w:b/>
-          <w:sz w:val="20"/>
-        </w:rPr>
-        <w:t>normal (정상 흐름):</w:t>
-      </w:r>
       <w:r>
         <w:rPr>
           <w:rFonts w:ascii="Arial" w:hAnsi="Arial" w:eastAsia="맑은 고딕"/>
           <w:sz w:val="20"/>
         </w:rPr>
-        <w:t xml:space="preserve"> 요청 발생 시 고유 request_id와 trace_id가 생성되며, 대시보드에 상태(Status OK)와 메타데이터가 정상적으로 표출됨을 확인하였다.</w:t>
-      </w:r>
-    </w:p>
-    <w:p>
-      <w:pPr>
-        <w:spacing w:after="80"/>
-      </w:pPr>
-      <w:r>
-        <w:rPr>
-          <w:rFonts w:ascii="Arial" w:hAnsi="Arial" w:eastAsia="맑은 고딕"/>
-          <w:b/>
-          <w:sz w:val="20"/>
-        </w:rPr>
-        <w:t>slow_retrieve (RAG 검색 지연):</w:t>
-      </w:r>
-      <w:r>
-        <w:rPr>
-          <w:rFonts w:ascii="Arial" w:hAnsi="Arial" w:eastAsia="맑은 고딕"/>
-          <w:sz w:val="20"/>
-        </w:rPr>
-        <w:t xml:space="preserve"> 의도적인 검색 지연 주입 시, 전체 응답 시간 대비 retrieve span의 소요 시간이 급증하여 병목 구간으로 기록됨을 확인하였다.</w:t>
-      </w:r>
-    </w:p>
-    <w:p>
-      <w:pPr>
-        <w:jc w:val="center"/>
-      </w:pPr>
-      <w:r>
-        <w:drawing>
-          <wp:inline xmlns:a="http://schemas.openxmlformats.org/drawingml/2006/main" xmlns:pic="http://schemas.openxmlformats.org/drawingml/2006/picture">
-            <wp:extent cx="5943600" cy="6054979"/>
-            <wp:docPr id="14" name="Picture 14"/>
-            <wp:cNvGraphicFramePr>
-              <a:graphicFrameLocks noChangeAspect="1"/>
-            </wp:cNvGraphicFramePr>
-            <a:graphic>
-              <a:graphicData uri="http://schemas.openxmlformats.org/drawingml/2006/picture">
-                <pic:pic>
-                  <pic:nvPicPr>
-                    <pic:cNvPr id="0" name="08_chat_slow_retrieve_response.png"/>
-                    <pic:cNvPicPr/>
-                  </pic:nvPicPr>
-                  <pic:blipFill>
-                    <a:blip r:embed="rId22"/>
-                    <a:stretch>
-                      <a:fillRect/>
-                    </a:stretch>
-                  </pic:blipFill>
-                  <pic:spPr>
-                    <a:xfrm>
-                      <a:off x="0" y="0"/>
-                      <a:ext cx="5943600" cy="6054979"/>
-                    </a:xfrm>
-                    <a:prstGeom prst="rect"/>
-                  </pic:spPr>
-                </pic:pic>
-              </a:graphicData>
-            </a:graphic>
-          </wp:inline>
-        </w:drawing>
-      </w:r>
-    </w:p>
-    <w:p>
-      <w:pPr>
-        <w:pStyle w:val="ReportCaption"/>
-        <w:jc w:val="center"/>
-      </w:pPr>
-      <w:r>
-        <w:rPr>
-          <w:rFonts w:ascii="Arial" w:hAnsi="Arial" w:eastAsia="맑은 고딕"/>
-          <w:b w:val="0"/>
-          <w:color w:val="4B5563"/>
-          <w:sz w:val="16"/>
-        </w:rPr>
-        <w:t>그림 14. RAG/검색 지연 시나리오: retrieve와 llm_call 중 병목 후보를 설명하는 채팅 화면</w:t>
-      </w:r>
-    </w:p>
-    <w:p>
-      <w:pPr>
-        <w:spacing w:after="80"/>
-      </w:pPr>
-      <w:r>
-        <w:rPr>
-          <w:rFonts w:ascii="Arial" w:hAnsi="Arial" w:eastAsia="맑은 고딕"/>
-          <w:b/>
-          <w:sz w:val="20"/>
-        </w:rPr>
-        <w:t>slow_llm (모델 생성 지연):</w:t>
-      </w:r>
-      <w:r>
-        <w:rPr>
-          <w:rFonts w:ascii="Arial" w:hAnsi="Arial" w:eastAsia="맑은 고딕"/>
-          <w:sz w:val="20"/>
-        </w:rPr>
-        <w:t xml:space="preserve"> 모델 추론 지연 주입 시, 3단계 span 중 llm_call span의 소요 시간이 가장 긴 구간으로 고립되어 기록됨을 확인하였다.</w:t>
-      </w:r>
-    </w:p>
-    <w:p>
-      <w:pPr>
-        <w:jc w:val="center"/>
-      </w:pPr>
-      <w:r>
-        <w:drawing>
-          <wp:inline xmlns:a="http://schemas.openxmlformats.org/drawingml/2006/main" xmlns:pic="http://schemas.openxmlformats.org/drawingml/2006/picture">
-            <wp:extent cx="5943600" cy="6054979"/>
-            <wp:docPr id="15" name="Picture 15"/>
-            <wp:cNvGraphicFramePr>
-              <a:graphicFrameLocks noChangeAspect="1"/>
-            </wp:cNvGraphicFramePr>
-            <a:graphic>
-              <a:graphicData uri="http://schemas.openxmlformats.org/drawingml/2006/picture">
-                <pic:pic>
-                  <pic:nvPicPr>
-                    <pic:cNvPr id="0" name="09_chat_slow_llm_response.png"/>
-                    <pic:cNvPicPr/>
-                  </pic:nvPicPr>
-                  <pic:blipFill>
-                    <a:blip r:embed="rId23"/>
-                    <a:stretch>
-                      <a:fillRect/>
-                    </a:stretch>
-                  </pic:blipFill>
-                  <pic:spPr>
-                    <a:xfrm>
-                      <a:off x="0" y="0"/>
-                      <a:ext cx="5943600" cy="6054979"/>
-                    </a:xfrm>
-                    <a:prstGeom prst="rect"/>
-                  </pic:spPr>
-                </pic:pic>
-              </a:graphicData>
-            </a:graphic>
-          </wp:inline>
-        </w:drawing>
-      </w:r>
-    </w:p>
-    <w:p>
-      <w:pPr>
-        <w:pStyle w:val="ReportCaption"/>
-        <w:jc w:val="center"/>
-      </w:pPr>
-      <w:r>
-        <w:rPr>
-          <w:rFonts w:ascii="Arial" w:hAnsi="Arial" w:eastAsia="맑은 고딕"/>
-          <w:b w:val="0"/>
-          <w:color w:val="4B5563"/>
-          <w:sz w:val="16"/>
-        </w:rPr>
-        <w:t>그림 15. 모델 응답 지연 시나리오: llm_call 지연과 모델 실행 리소스 점검 포인트</w:t>
-      </w:r>
-    </w:p>
-    <w:p>
-      <w:pPr>
-        <w:spacing w:after="80"/>
-      </w:pPr>
-      <w:r>
-        <w:rPr>
-          <w:rFonts w:ascii="Arial" w:hAnsi="Arial" w:eastAsia="맑은 고딕"/>
-          <w:b/>
-          <w:sz w:val="20"/>
-        </w:rPr>
-        <w:t>high_token (토큰 과다 사용):</w:t>
-      </w:r>
-      <w:r>
-        <w:rPr>
-          <w:rFonts w:ascii="Arial" w:hAnsi="Arial" w:eastAsia="맑은 고딕"/>
-          <w:sz w:val="20"/>
-        </w:rPr>
-        <w:t xml:space="preserve"> 긴 프롬프트 입력 시, Prometheus에 수집된 Token Usage 지표와 추정 비용(Cost) 지표가 동반 상승함을 확인하였다.</w:t>
-      </w:r>
-    </w:p>
-    <w:p>
-      <w:pPr>
-        <w:jc w:val="center"/>
-      </w:pPr>
-      <w:r>
-        <w:drawing>
-          <wp:inline xmlns:a="http://schemas.openxmlformats.org/drawingml/2006/main" xmlns:pic="http://schemas.openxmlformats.org/drawingml/2006/picture">
-            <wp:extent cx="5943600" cy="6054979"/>
-            <wp:docPr id="16" name="Picture 16"/>
-            <wp:cNvGraphicFramePr>
-              <a:graphicFrameLocks noChangeAspect="1"/>
-            </wp:cNvGraphicFramePr>
-            <a:graphic>
-              <a:graphicData uri="http://schemas.openxmlformats.org/drawingml/2006/picture">
-                <pic:pic>
-                  <pic:nvPicPr>
-                    <pic:cNvPr id="0" name="10_chat_high_token_response.png"/>
-                    <pic:cNvPicPr/>
-                  </pic:nvPicPr>
-                  <pic:blipFill>
-                    <a:blip r:embed="rId24"/>
-                    <a:stretch>
-                      <a:fillRect/>
-                    </a:stretch>
-                  </pic:blipFill>
-                  <pic:spPr>
-                    <a:xfrm>
-                      <a:off x="0" y="0"/>
-                      <a:ext cx="5943600" cy="6054979"/>
-                    </a:xfrm>
-                    <a:prstGeom prst="rect"/>
-                  </pic:spPr>
-                </pic:pic>
-              </a:graphicData>
-            </a:graphic>
-          </wp:inline>
-        </w:drawing>
-      </w:r>
-    </w:p>
-    <w:p>
-      <w:pPr>
-        <w:pStyle w:val="ReportCaption"/>
-        <w:jc w:val="center"/>
-      </w:pPr>
-      <w:r>
-        <w:rPr>
-          <w:rFonts w:ascii="Arial" w:hAnsi="Arial" w:eastAsia="맑은 고딕"/>
-          <w:b w:val="0"/>
-          <w:color w:val="4B5563"/>
-          <w:sz w:val="16"/>
-        </w:rPr>
-        <w:t>그림 16. 토큰 과다 사용 시나리오: 토큰 사용량과 비용 증가 관계를 설명하는 화면</w:t>
-      </w:r>
-    </w:p>
-    <w:p>
-      <w:pPr>
-        <w:spacing w:after="80"/>
-      </w:pPr>
-      <w:r>
-        <w:rPr>
-          <w:rFonts w:ascii="Arial" w:hAnsi="Arial" w:eastAsia="맑은 고딕"/>
-          <w:b/>
-          <w:sz w:val="20"/>
-        </w:rPr>
-        <w:t>error (실패 요청):</w:t>
-      </w:r>
-      <w:r>
-        <w:rPr>
-          <w:rFonts w:ascii="Arial" w:hAnsi="Arial" w:eastAsia="맑은 고딕"/>
-          <w:sz w:val="20"/>
-        </w:rPr>
-        <w:t xml:space="preserve"> 인위적인 실패 요청 발생 시, HTTP 에러로 소실되지 않고 status=error 상태의 메타데이터와 trace_id가 유지되어 대시보드 최근 요청 목록에 기록됨을 확인하였다.</w:t>
-      </w:r>
-    </w:p>
-    <w:p>
-      <w:pPr>
-        <w:jc w:val="center"/>
-      </w:pPr>
-      <w:r>
-        <w:drawing>
-          <wp:inline xmlns:a="http://schemas.openxmlformats.org/drawingml/2006/main" xmlns:pic="http://schemas.openxmlformats.org/drawingml/2006/picture">
-            <wp:extent cx="5943600" cy="6054979"/>
-            <wp:docPr id="17" name="Picture 17"/>
-            <wp:cNvGraphicFramePr>
-              <a:graphicFrameLocks noChangeAspect="1"/>
-            </wp:cNvGraphicFramePr>
-            <a:graphic>
-              <a:graphicData uri="http://schemas.openxmlformats.org/drawingml/2006/picture">
-                <pic:pic>
-                  <pic:nvPicPr>
-                    <pic:cNvPr id="0" name="11_chat_error_response.png"/>
-                    <pic:cNvPicPr/>
-                  </pic:nvPicPr>
-                  <pic:blipFill>
-                    <a:blip r:embed="rId25"/>
-                    <a:stretch>
-                      <a:fillRect/>
-                    </a:stretch>
-                  </pic:blipFill>
-                  <pic:spPr>
-                    <a:xfrm>
-                      <a:off x="0" y="0"/>
-                      <a:ext cx="5943600" cy="6054979"/>
-                    </a:xfrm>
-                    <a:prstGeom prst="rect"/>
-                  </pic:spPr>
-                </pic:pic>
-              </a:graphicData>
-            </a:graphic>
-          </wp:inline>
-        </w:drawing>
-      </w:r>
-    </w:p>
-    <w:p>
-      <w:pPr>
-        <w:pStyle w:val="ReportCaption"/>
-        <w:jc w:val="center"/>
-      </w:pPr>
-      <w:r>
-        <w:rPr>
-          <w:rFonts w:ascii="Arial" w:hAnsi="Arial" w:eastAsia="맑은 고딕"/>
-          <w:b w:val="0"/>
-          <w:color w:val="4B5563"/>
-          <w:sz w:val="16"/>
-        </w:rPr>
-        <w:t>그림 17. 실패 요청 시나리오: ERROR 상태와 request_id, trace_id 기반 추적 정보</w:t>
-      </w:r>
-    </w:p>
-    <w:p>
-      <w:pPr>
-        <w:spacing w:after="80"/>
-      </w:pPr>
-      <w:r>
-        <w:rPr>
-          <w:rFonts w:ascii="Arial" w:hAnsi="Arial" w:eastAsia="맑은 고딕"/>
-          <w:sz w:val="20"/>
-        </w:rPr>
-      </w:r>
-    </w:p>
-    <w:p>
-      <w:pPr>
-        <w:spacing w:after="80"/>
-      </w:pPr>
-      <w:r>
-        <w:rPr>
-          <w:rFonts w:ascii="Arial" w:hAnsi="Arial" w:eastAsia="맑은 고딕"/>
-          <w:sz w:val="20"/>
-        </w:rPr>
-        <w:t>수집된 관측 데이터가 가지는 공학적 의미와 시스템 병목 원인에 대한 상세 추론은 8.1절에서 논의한다.</w:t>
-      </w:r>
-    </w:p>
-    <w:p>
-      <w:pPr>
-        <w:pStyle w:val="Heading2"/>
-      </w:pPr>
-      <w:r>
-        <w:t>7.3 검증 흐름과 판정 기준</w:t>
-      </w:r>
-    </w:p>
-    <w:p>
-      <w:pPr>
-        <w:spacing w:after="80"/>
-      </w:pPr>
-      <w:r>
-        <w:rPr>
-          <w:rFonts w:ascii="Arial" w:hAnsi="Arial" w:eastAsia="맑은 고딕"/>
-          <w:sz w:val="20"/>
-        </w:rPr>
-        <w:t>본 검증의 최종 판정 기준은 단일 요청에 대한 End-to-End 추적 가능성 확보 여부에 있다. Chat UI에서 생성된 요청의 request_id와 trace_id가 대시보드의 최근 요청 목록에 표시되고, Jaeger에서는 같은 trace 안에서 retrieve, llm_call, postprocess span이 확인되어야 한다. Prometheus와 Grafana에서는 같은 기간의 latency, token, cost, error 지표가 시나리오의 의도와 일치하는 방향으로 변해야 한다.</w:t>
-      </w:r>
-    </w:p>
-    <w:p>
-      <w:pPr>
-        <w:spacing w:after="80"/>
-      </w:pPr>
-      <w:r>
-        <w:rPr>
-          <w:rFonts w:ascii="Arial" w:hAnsi="Arial" w:eastAsia="맑은 고딕"/>
-          <w:sz w:val="20"/>
-        </w:rPr>
-        <w:t>이 기준을 충족하면 OLLY는 운영자가 시스템 지연 및 비용 증가 원인과 실패 발생 지점을 데이터에 근거하여 추적할 수 있는 관측성 플랫폼임을 입증한다.</w:t>
-      </w:r>
-    </w:p>
-    <w:p>
-      <w:pPr>
-        <w:jc w:val="center"/>
-      </w:pPr>
-      <w:r>
-        <w:drawing>
-          <wp:inline xmlns:a="http://schemas.openxmlformats.org/drawingml/2006/main" xmlns:pic="http://schemas.openxmlformats.org/drawingml/2006/picture">
-            <wp:extent cx="5943600" cy="3543746"/>
-            <wp:docPr id="18" name="Picture 18"/>
-            <wp:cNvGraphicFramePr>
-              <a:graphicFrameLocks noChangeAspect="1"/>
-            </wp:cNvGraphicFramePr>
-            <a:graphic>
-              <a:graphicData uri="http://schemas.openxmlformats.org/drawingml/2006/picture">
-                <pic:pic>
-                  <pic:nvPicPr>
-                    <pic:cNvPr id="0" name="05_grafana.png"/>
-                    <pic:cNvPicPr/>
-                  </pic:nvPicPr>
-                  <pic:blipFill>
-                    <a:blip r:embed="rId26"/>
-                    <a:stretch>
-                      <a:fillRect/>
-                    </a:stretch>
-                  </pic:blipFill>
-                  <pic:spPr>
-                    <a:xfrm>
-                      <a:off x="0" y="0"/>
-                      <a:ext cx="5943600" cy="3543746"/>
-                    </a:xfrm>
-                    <a:prstGeom prst="rect"/>
-                  </pic:spPr>
-                </pic:pic>
-              </a:graphicData>
-            </a:graphic>
-          </wp:inline>
-        </w:drawing>
-      </w:r>
-    </w:p>
-    <w:p>
-      <w:pPr>
-        <w:pStyle w:val="ReportCaption"/>
-        <w:jc w:val="center"/>
-      </w:pPr>
-      <w:r>
-        <w:rPr>
-          <w:rFonts w:ascii="Arial" w:hAnsi="Arial" w:eastAsia="맑은 고딕"/>
-          <w:b w:val="0"/>
-          <w:color w:val="4B5563"/>
-          <w:sz w:val="16"/>
-        </w:rPr>
-        <w:t>그림 18. Grafana 연계 대시보드 접속 화면: Prometheus 기반 시각화 도구</w:t>
-      </w:r>
-    </w:p>
-    <w:p>
-      <w:pPr>
-        <w:pStyle w:val="Heading1"/>
-      </w:pPr>
-      <w:r>
-        <w:t>8. 논의 및 향후 확장 방향</w:t>
-      </w:r>
-    </w:p>
-    <w:p>
-      <w:pPr>
-        <w:spacing w:after="80"/>
-      </w:pPr>
-      <w:r>
-        <w:rPr>
-          <w:rFonts w:ascii="Arial" w:hAnsi="Arial" w:eastAsia="맑은 고딕"/>
-          <w:sz w:val="20"/>
-        </w:rPr>
-        <w:t>본 장은 검증 과정에서 수집한 관측 데이터를 기반으로 OLLY의 운영적 의미와 확장 가능성을 논의한다. 본 시스템은 비용, 지연, 토큰 사용량, 실패 내역 및 병목 구간 등을 집중적으로 추적하는 운영 관측성(Operational Observability) 특화 플랫폼으로 설계되었다.</w:t>
-      </w:r>
-    </w:p>
-    <w:p>
-      <w:pPr>
-        <w:spacing w:after="80"/>
-      </w:pPr>
-      <w:r>
-        <w:rPr>
-          <w:rFonts w:ascii="Arial" w:hAnsi="Arial" w:eastAsia="맑은 고딕"/>
-          <w:sz w:val="20"/>
-        </w:rPr>
-        <w:t>본 논의는 하나의 LLM 요청이 request_id와 trace_id를 기준으로 trace, metric, dashboard, alert까지 연결되는 구조와 운영자가 해당 데이터를 근거로 원인과 대응 방향을 판단하는 과정을 중심으로 구성된다.</w:t>
-      </w:r>
-    </w:p>
-    <w:p>
-      <w:pPr>
-        <w:pStyle w:val="Heading2"/>
-      </w:pPr>
-      <w:r>
-        <w:t>8.1 관측 시나리오 기반의 시스템 병목 데이터 분석</w:t>
-      </w:r>
-    </w:p>
-    <w:p>
-      <w:pPr>
-        <w:spacing w:after="80"/>
-      </w:pPr>
-      <w:r>
-        <w:rPr>
-          <w:rFonts w:ascii="Arial" w:hAnsi="Arial" w:eastAsia="맑은 고딕"/>
-          <w:sz w:val="20"/>
-        </w:rPr>
-        <w:t>본 절에서는 앞서 구축한 OLLY 관측 파이프라인을 통해 5가지 통제된 시나리오(normal, slow_retrieve, slow_llm, high_token, error)를 실행하고, 수집된 데이터를 바탕으로 시스템의 병목 구간과 인프라의 이상 징후를 공학적으로 추론(Deduction)한다.</w:t>
-      </w:r>
-    </w:p>
-    <w:p>
-      <w:pPr>
-        <w:spacing w:after="80"/>
-      </w:pPr>
-      <w:r>
-        <w:rPr>
-          <w:rFonts w:ascii="Arial" w:hAnsi="Arial" w:eastAsia="맑은 고딕"/>
-          <w:sz w:val="20"/>
-        </w:rPr>
-        <w:t>특히 분산 환경 모니터링 아키텍처의 실효성을 엄밀하게 검증하기 위해, 각 시나리오별로 10회의 연속 부하(Load)를 발생시켜 총 50회의 요청을 테스트하였다. 이 과정에서 OpenTelemetry 파이프라인의 컨텍스트 유실은 단 한 건도 발생하지 않았으며, 수집된 데이터를 바탕으로 산출된 SRE 핵심 지표(지연 시간 중앙값, 에러율, 토큰 사용량)는 표 1과 같다.</w:t>
-      </w:r>
-    </w:p>
-    <w:p>
-      <w:pPr>
-        <w:spacing w:after="80"/>
-      </w:pPr>
-      <w:r>
-        <w:rPr>
-          <w:rFonts w:ascii="Arial" w:hAnsi="Arial" w:eastAsia="맑은 고딕"/>
-          <w:sz w:val="20"/>
-        </w:rPr>
-        <w:t>시스템 관측성(Observability) 관점에서 산술 평균(Average)은 간헐적인 네트워크 스파이크 등의 아웃라이어에 의해 왜곡되기 쉬우므로, 일반적인 사용자 경험을 대변하는 p50(Median)과 상위 5%의 지연을 보여주는 p95 지표를 기준으로 데이터를 집계하였다.</w:t>
+        <w:t>이 과정에서 OpenTelemetry 파이프라인의 컨텍스트 유실은 단 한 건도 발생하지 않았으며, Prometheus가 수집한 다수의 Trace와 Metric 데이터를 바탕으로 산출된 SRE 핵심 지표(p50 중앙값, p95, 에러율, 총 토큰 수)가 정상적으로 집계됨을 확인하였다.</w:t>
       </w:r>
     </w:p>
     <w:p>
@@ -3815,99 +3392,7 @@
           <w:rFonts w:ascii="Arial" w:hAnsi="Arial" w:eastAsia="맑은 고딕"/>
           <w:sz w:val="20"/>
         </w:rPr>
-        <w:t>위와 같이 파이프라인이 안정적으로 집계해 낸 전체 통계를 바탕으로, 아래에서는 각 시나리오별 대표 Trace를 고립(Isolation)시켜 세부적인 원인을 분석한다. 단순한 대시보드 기능 설명을 지양하고, 관측 데이터가 가리키는 실제 시스템의 물리적 상태와 운영 인사이트를 도출하는 데 집중하였다.</w:t>
-      </w:r>
-    </w:p>
-    <w:p>
-      <w:pPr>
-        <w:spacing w:after="80"/>
-      </w:pPr>
-      <w:r>
-        <w:rPr>
-          <w:rFonts w:ascii="Arial" w:hAnsi="Arial" w:eastAsia="맑은 고딕"/>
-          <w:b/>
-          <w:sz w:val="20"/>
-        </w:rPr>
-        <w:t>RAG 검색 병목(slow_retrieve) 데이터 해석 및 고립화(Isolation):</w:t>
-      </w:r>
-      <w:r>
-        <w:rPr>
-          <w:rFonts w:ascii="Arial" w:hAnsi="Arial" w:eastAsia="맑은 고딕"/>
-          <w:sz w:val="20"/>
-        </w:rPr>
-        <w:t xml:space="preserve"> slow_retrieve 시나리오는 p50 지연이 3.96초로 상승했으며, retrieve span이 1.80초로 정상 흐름 대비 약 12배 증가하였다. 이는 모델 추론 성능만으로는 설명할 수 없는 검색 계층 병목이 존재함을 의미한다. 운영자는 이 수치를 근거로 모델 교체나 GPU 증설보다 인덱스 최적화, top-k 조정, 검색 캐시 도입, chunk 전략 개선과 같은 검색 계층 중심의 튜닝을 우선 검토할 수 있다.</w:t>
-      </w:r>
-    </w:p>
-    <w:p>
-      <w:pPr>
-        <w:spacing w:after="80"/>
-      </w:pPr>
-      <w:r>
-        <w:rPr>
-          <w:rFonts w:ascii="Arial" w:hAnsi="Arial" w:eastAsia="맑은 고딕"/>
-          <w:b/>
-          <w:sz w:val="20"/>
-        </w:rPr>
-        <w:t>모델 추론 지연(slow_llm)과 로컬 리소스 한계의 상관관계:</w:t>
-      </w:r>
-      <w:r>
-        <w:rPr>
-          <w:rFonts w:ascii="Arial" w:hAnsi="Arial" w:eastAsia="맑은 고딕"/>
-          <w:sz w:val="20"/>
-        </w:rPr>
-        <w:t xml:space="preserve"> slow_llm 시나리오는 p50 지연 2.23초, llm_call span 1.99초로 관측되었다. 검색과 후처리 단계가 상대적으로 짧게 유지되는 상황에서 llm_call 구간이 지연의 대부분을 차지하므로, 해당 병목은 로컬 SLM(Ollama gemma3:1b)의 모델 생성 경로와 직접적으로 연결된다. 이는 OLLY의 다단계 span 구조가 CPU 기반 로컬 추론 환경에서 발생하는 generation latency spike를 llm_call 컨텍스트로 고립시켜 시각화할 수 있음을 보여준다.</w:t>
-      </w:r>
-    </w:p>
-    <w:p>
-      <w:pPr>
-        <w:spacing w:after="80"/>
-      </w:pPr>
-      <w:r>
-        <w:rPr>
-          <w:rFonts w:ascii="Arial" w:hAnsi="Arial" w:eastAsia="맑은 고딕"/>
-          <w:b/>
-          <w:sz w:val="20"/>
-        </w:rPr>
-        <w:t>토큰 스파이크(high_token)에 따른 비용 변동성 가시화:</w:t>
-      </w:r>
-      <w:r>
-        <w:rPr>
-          <w:rFonts w:ascii="Arial" w:hAnsi="Arial" w:eastAsia="맑은 고딕"/>
-          <w:sz w:val="20"/>
-        </w:rPr>
-        <w:t xml:space="preserve"> high_token 시나리오는 평균 총 토큰 수가 457개까지 증가했고, p50 지연은 34.58초, llm_call span은 34.35초로 관측되었다. 현재 MVP는 로컬 SLM을 사용하므로 gemma3:1b의 token_cost_usd는 0으로 계산되지만, 긴 문맥은 로컬 추론 시간을 증가시켜 추정 infra_cost_usd와 지연을 함께 확대한다. 따라서 이 시나리오는 과도한 context injection이나 비효율적인 prompt template이 운영 비용 추정치와 성능 저하로 이어질 수 있음을 정량적으로 드러낸다.</w:t>
-      </w:r>
-    </w:p>
-    <w:p>
-      <w:pPr>
-        <w:spacing w:after="80"/>
-      </w:pPr>
-      <w:r>
-        <w:rPr>
-          <w:rFonts w:ascii="Arial" w:hAnsi="Arial" w:eastAsia="맑은 고딕"/>
-          <w:b/>
-          <w:sz w:val="20"/>
-        </w:rPr>
-        <w:t>실패 요청(error)의 추적 가능성:</w:t>
-      </w:r>
-      <w:r>
-        <w:rPr>
-          <w:rFonts w:ascii="Arial" w:hAnsi="Arial" w:eastAsia="맑은 고딕"/>
-          <w:sz w:val="20"/>
-        </w:rPr>
-        <w:t xml:space="preserve"> error 시나리오는 10회 모두 status=error로 기록되었고, p50과 p95 지연은 모두 0.15초로 집계되었다. 실패 요청이 HTTP 오류로 소실되지 않고 request_id와 trace_id를 유지했다는 점은 장애 분석을 위한 관측 단위가 보존되었음을 의미한다. 운영자는 해당 trace를 기준으로 실패 단계, 최근 실패율, 알림 조건을 연계하여 장애 대응 우선순위를 결정할 수 있다.</w:t>
-      </w:r>
-    </w:p>
-    <w:p>
-      <w:pPr>
-        <w:spacing w:after="80"/>
-      </w:pPr>
-      <w:r>
-        <w:rPr>
-          <w:rFonts w:ascii="Arial" w:hAnsi="Arial" w:eastAsia="맑은 고딕"/>
-          <w:sz w:val="20"/>
-        </w:rPr>
-        <w:t>그림 19~23은 위와 같은 공학적 데이터 해석을 뒷받침하는 OLLY 플랫폼의 실제 화면 근거이다. 운영자는 운영 요약 화면에서 전체 실패율과 비용 신호를 확인하고, 요청 추적 상세 화면에서 병목 span을 고립한 뒤, 실시간 지표 화면에서 Prometheus/Grafana 지표가 동일한 방향성을 보이는지 교차 검증할 수 있다.</w:t>
+        <w:t>표 1의 데이터 집계 결과가 실제 OLLY 대시보드의 KPI 지표(성공률, 평균 지연, 총 토큰 및 비용)로 누락 없이 통합 표출됨을 그림 15를 통해 확인하였다.</w:t>
       </w:r>
     </w:p>
     <w:p>
@@ -3918,7 +3403,7 @@
         <w:drawing>
           <wp:inline xmlns:a="http://schemas.openxmlformats.org/drawingml/2006/main" xmlns:pic="http://schemas.openxmlformats.org/drawingml/2006/picture">
             <wp:extent cx="6217920" cy="5551714"/>
-            <wp:docPr id="19" name="Picture 19"/>
+            <wp:docPr id="15" name="Picture 15"/>
             <wp:cNvGraphicFramePr>
               <a:graphicFrameLocks noChangeAspect="1"/>
             </wp:cNvGraphicFramePr>
@@ -3930,7 +3415,7 @@
                     <pic:cNvPicPr/>
                   </pic:nvPicPr>
                   <pic:blipFill>
-                    <a:blip r:embed="rId27"/>
+                    <a:blip r:embed="rId23"/>
                     <a:stretch>
                       <a:fillRect/>
                     </a:stretch>
@@ -3961,18 +3446,111 @@
           <w:color w:val="4B5563"/>
           <w:sz w:val="16"/>
         </w:rPr>
-        <w:t>그림 19. 대시보드 검증 종합 화면: 실패율, 평균 지연, 토큰, 비용과 최근 시나리오 요청 확인</w:t>
+        <w:t>그림 15. 50회 부하 테스트 결과가 통합 집계된 OLLY 대시보드 종합 화면</w:t>
       </w:r>
     </w:p>
     <w:p>
       <w:pPr>
+        <w:spacing w:after="80"/>
+      </w:pPr>
+      <w:r>
+        <w:rPr>
+          <w:rFonts w:ascii="Arial" w:hAnsi="Arial" w:eastAsia="맑은 고딕"/>
+          <w:sz w:val="20"/>
+        </w:rPr>
+        <w:t>종합 지표 검증과 더불어, 개별 요청에 대한 End-to-End 추적이 정상적으로 이루어지는지 시나리오별로 교차 검증하였다. 통제된 환경에서 확인된 시나리오별 관측 사실(Fact) 및 시각적 근거는 다음과 같다.</w:t>
+      </w:r>
+    </w:p>
+    <w:p>
+      <w:pPr>
+        <w:pStyle w:val="ListBullet"/>
+        <w:spacing w:after="60"/>
+      </w:pPr>
+      <w:r>
+        <w:rPr>
+          <w:rFonts w:ascii="Arial" w:hAnsi="Arial" w:eastAsia="맑은 고딕"/>
+          <w:b/>
+          <w:sz w:val="20"/>
+        </w:rPr>
+        <w:t>normal (정상 흐름):</w:t>
+      </w:r>
+      <w:r>
+        <w:rPr>
+          <w:rFonts w:ascii="Arial" w:hAnsi="Arial" w:eastAsia="맑은 고딕"/>
+          <w:sz w:val="20"/>
+        </w:rPr>
+        <w:t xml:space="preserve"> 요청 발생 시 고유 request_id와 trace_id가 생성되며, 대시보드에 상태(Status OK)와 메타데이터가 정상적으로 표출됨을 확인하였다.</w:t>
+      </w:r>
+    </w:p>
+    <w:p>
+      <w:pPr>
+        <w:pStyle w:val="ListBullet"/>
+        <w:spacing w:after="60"/>
+      </w:pPr>
+      <w:r>
+        <w:rPr>
+          <w:rFonts w:ascii="Arial" w:hAnsi="Arial" w:eastAsia="맑은 고딕"/>
+          <w:b/>
+          <w:sz w:val="20"/>
+        </w:rPr>
+        <w:t>slow_retrieve (RAG 검색 지연):</w:t>
+      </w:r>
+      <w:r>
+        <w:rPr>
+          <w:rFonts w:ascii="Arial" w:hAnsi="Arial" w:eastAsia="맑은 고딕"/>
+          <w:sz w:val="20"/>
+        </w:rPr>
+        <w:t xml:space="preserve"> 의도적인 검색 지연 주입 시, 전체 응답 시간 대비 retrieve span의 소요 시간이 급증하여 병목 구간으로 기록됨을 확인하였다.</w:t>
+      </w:r>
+    </w:p>
+    <w:p>
+      <w:pPr>
         <w:jc w:val="center"/>
       </w:pPr>
       <w:r>
         <w:drawing>
           <wp:inline xmlns:a="http://schemas.openxmlformats.org/drawingml/2006/main" xmlns:pic="http://schemas.openxmlformats.org/drawingml/2006/picture">
-            <wp:extent cx="6217920" cy="4996543"/>
-            <wp:docPr id="20" name="Picture 20"/>
+            <wp:extent cx="5806440" cy="5915249"/>
+            <wp:docPr id="16" name="Picture 16"/>
+            <wp:cNvGraphicFramePr>
+              <a:graphicFrameLocks noChangeAspect="1"/>
+            </wp:cNvGraphicFramePr>
+            <a:graphic>
+              <a:graphicData uri="http://schemas.openxmlformats.org/drawingml/2006/picture">
+                <pic:pic>
+                  <pic:nvPicPr>
+                    <pic:cNvPr id="0" name="08_chat_slow_retrieve_response.png"/>
+                    <pic:cNvPicPr/>
+                  </pic:nvPicPr>
+                  <pic:blipFill>
+                    <a:blip r:embed="rId24"/>
+                    <a:stretch>
+                      <a:fillRect/>
+                    </a:stretch>
+                  </pic:blipFill>
+                  <pic:spPr>
+                    <a:xfrm>
+                      <a:off x="0" y="0"/>
+                      <a:ext cx="5806440" cy="5915249"/>
+                    </a:xfrm>
+                    <a:prstGeom prst="rect"/>
+                  </pic:spPr>
+                </pic:pic>
+              </a:graphicData>
+            </a:graphic>
+          </wp:inline>
+        </w:drawing>
+      </w:r>
+    </w:p>
+    <w:p>
+      <w:pPr>
+        <w:jc w:val="center"/>
+      </w:pPr>
+      <w:r>
+        <w:drawing>
+          <wp:inline xmlns:a="http://schemas.openxmlformats.org/drawingml/2006/main" xmlns:pic="http://schemas.openxmlformats.org/drawingml/2006/picture">
+            <wp:extent cx="5806440" cy="4665889"/>
+            <wp:docPr id="17" name="Picture 17"/>
             <wp:cNvGraphicFramePr>
               <a:graphicFrameLocks noChangeAspect="1"/>
             </wp:cNvGraphicFramePr>
@@ -3984,7 +3562,7 @@
                     <pic:cNvPicPr/>
                   </pic:nvPicPr>
                   <pic:blipFill>
-                    <a:blip r:embed="rId28"/>
+                    <a:blip r:embed="rId25"/>
                     <a:stretch>
                       <a:fillRect/>
                     </a:stretch>
@@ -3992,7 +3570,7 @@
                   <pic:spPr>
                     <a:xfrm>
                       <a:off x="0" y="0"/>
-                      <a:ext cx="6217920" cy="4996543"/>
+                      <a:ext cx="5806440" cy="4665889"/>
                     </a:xfrm>
                     <a:prstGeom prst="rect"/>
                   </pic:spPr>
@@ -4015,18 +3593,78 @@
           <w:color w:val="4B5563"/>
           <w:sz w:val="16"/>
         </w:rPr>
-        <w:t>그림 20. slow_retrieve 요청 추적 상세 화면: retrieve span이 가장 긴 병목으로 표시되는 화면</w:t>
+        <w:t>그림 16. slow_retrieve 시나리오의 RAG 검색 지연 주입(UI) 및 해당 요청의 추적 상세 화면(Trace)</w:t>
       </w:r>
     </w:p>
     <w:p>
       <w:pPr>
+        <w:pStyle w:val="ListBullet"/>
+        <w:spacing w:after="60"/>
+      </w:pPr>
+      <w:r>
+        <w:rPr>
+          <w:rFonts w:ascii="Arial" w:hAnsi="Arial" w:eastAsia="맑은 고딕"/>
+          <w:b/>
+          <w:sz w:val="20"/>
+        </w:rPr>
+        <w:t>slow_llm (모델 생성 지연):</w:t>
+      </w:r>
+      <w:r>
+        <w:rPr>
+          <w:rFonts w:ascii="Arial" w:hAnsi="Arial" w:eastAsia="맑은 고딕"/>
+          <w:sz w:val="20"/>
+        </w:rPr>
+        <w:t xml:space="preserve"> 모델 추론 지연 주입 시, 3단계 span 중 llm_call span의 소요 시간이 가장 긴 구간으로 고립되어 기록됨을 확인하였다.</w:t>
+      </w:r>
+    </w:p>
+    <w:p>
+      <w:pPr>
         <w:jc w:val="center"/>
       </w:pPr>
       <w:r>
         <w:drawing>
           <wp:inline xmlns:a="http://schemas.openxmlformats.org/drawingml/2006/main" xmlns:pic="http://schemas.openxmlformats.org/drawingml/2006/picture">
-            <wp:extent cx="6217920" cy="4996543"/>
-            <wp:docPr id="21" name="Picture 21"/>
+            <wp:extent cx="5806440" cy="5915249"/>
+            <wp:docPr id="18" name="Picture 18"/>
+            <wp:cNvGraphicFramePr>
+              <a:graphicFrameLocks noChangeAspect="1"/>
+            </wp:cNvGraphicFramePr>
+            <a:graphic>
+              <a:graphicData uri="http://schemas.openxmlformats.org/drawingml/2006/picture">
+                <pic:pic>
+                  <pic:nvPicPr>
+                    <pic:cNvPr id="0" name="09_chat_slow_llm_response.png"/>
+                    <pic:cNvPicPr/>
+                  </pic:nvPicPr>
+                  <pic:blipFill>
+                    <a:blip r:embed="rId26"/>
+                    <a:stretch>
+                      <a:fillRect/>
+                    </a:stretch>
+                  </pic:blipFill>
+                  <pic:spPr>
+                    <a:xfrm>
+                      <a:off x="0" y="0"/>
+                      <a:ext cx="5806440" cy="5915249"/>
+                    </a:xfrm>
+                    <a:prstGeom prst="rect"/>
+                  </pic:spPr>
+                </pic:pic>
+              </a:graphicData>
+            </a:graphic>
+          </wp:inline>
+        </w:drawing>
+      </w:r>
+    </w:p>
+    <w:p>
+      <w:pPr>
+        <w:jc w:val="center"/>
+      </w:pPr>
+      <w:r>
+        <w:drawing>
+          <wp:inline xmlns:a="http://schemas.openxmlformats.org/drawingml/2006/main" xmlns:pic="http://schemas.openxmlformats.org/drawingml/2006/picture">
+            <wp:extent cx="5806440" cy="4665889"/>
+            <wp:docPr id="19" name="Picture 19"/>
             <wp:cNvGraphicFramePr>
               <a:graphicFrameLocks noChangeAspect="1"/>
             </wp:cNvGraphicFramePr>
@@ -4038,7 +3676,7 @@
                     <pic:cNvPicPr/>
                   </pic:nvPicPr>
                   <pic:blipFill>
-                    <a:blip r:embed="rId29"/>
+                    <a:blip r:embed="rId27"/>
                     <a:stretch>
                       <a:fillRect/>
                     </a:stretch>
@@ -4046,7 +3684,7 @@
                   <pic:spPr>
                     <a:xfrm>
                       <a:off x="0" y="0"/>
-                      <a:ext cx="6217920" cy="4996543"/>
+                      <a:ext cx="5806440" cy="4665889"/>
                     </a:xfrm>
                     <a:prstGeom prst="rect"/>
                   </pic:spPr>
@@ -4069,18 +3707,192 @@
           <w:color w:val="4B5563"/>
           <w:sz w:val="16"/>
         </w:rPr>
-        <w:t>그림 21. slow_llm 요청 추적 상세 화면: LLM Generation span이 주요 병목으로 표시되는 화면</w:t>
+        <w:t>그림 17. slow_llm 시나리오의 모델 추론 지연 주입(UI) 및 해당 요청의 추적 상세 화면(Trace)</w:t>
       </w:r>
     </w:p>
     <w:p>
       <w:pPr>
+        <w:pStyle w:val="ListBullet"/>
+        <w:spacing w:after="60"/>
+      </w:pPr>
+      <w:r>
+        <w:rPr>
+          <w:rFonts w:ascii="Arial" w:hAnsi="Arial" w:eastAsia="맑은 고딕"/>
+          <w:b/>
+          <w:sz w:val="20"/>
+        </w:rPr>
+        <w:t>high_token (토큰 과다 사용):</w:t>
+      </w:r>
+      <w:r>
+        <w:rPr>
+          <w:rFonts w:ascii="Arial" w:hAnsi="Arial" w:eastAsia="맑은 고딕"/>
+          <w:sz w:val="20"/>
+        </w:rPr>
+        <w:t xml:space="preserve"> 긴 프롬프트 입력 시, Prometheus에 수집된 Token Usage 지표와 추정 비용(Cost) 지표가 동반 상승함을 확인하였다.</w:t>
+      </w:r>
+    </w:p>
+    <w:p>
+      <w:pPr>
         <w:jc w:val="center"/>
       </w:pPr>
       <w:r>
         <w:drawing>
           <wp:inline xmlns:a="http://schemas.openxmlformats.org/drawingml/2006/main" xmlns:pic="http://schemas.openxmlformats.org/drawingml/2006/picture">
-            <wp:extent cx="6217920" cy="4996543"/>
+            <wp:extent cx="5806440" cy="5915249"/>
+            <wp:docPr id="20" name="Picture 20"/>
+            <wp:cNvGraphicFramePr>
+              <a:graphicFrameLocks noChangeAspect="1"/>
+            </wp:cNvGraphicFramePr>
+            <a:graphic>
+              <a:graphicData uri="http://schemas.openxmlformats.org/drawingml/2006/picture">
+                <pic:pic>
+                  <pic:nvPicPr>
+                    <pic:cNvPr id="0" name="10_chat_high_token_response.png"/>
+                    <pic:cNvPicPr/>
+                  </pic:nvPicPr>
+                  <pic:blipFill>
+                    <a:blip r:embed="rId28"/>
+                    <a:stretch>
+                      <a:fillRect/>
+                    </a:stretch>
+                  </pic:blipFill>
+                  <pic:spPr>
+                    <a:xfrm>
+                      <a:off x="0" y="0"/>
+                      <a:ext cx="5806440" cy="5915249"/>
+                    </a:xfrm>
+                    <a:prstGeom prst="rect"/>
+                  </pic:spPr>
+                </pic:pic>
+              </a:graphicData>
+            </a:graphic>
+          </wp:inline>
+        </w:drawing>
+      </w:r>
+    </w:p>
+    <w:p>
+      <w:pPr>
+        <w:jc w:val="center"/>
+      </w:pPr>
+      <w:r>
+        <w:drawing>
+          <wp:inline xmlns:a="http://schemas.openxmlformats.org/drawingml/2006/main" xmlns:pic="http://schemas.openxmlformats.org/drawingml/2006/picture">
+            <wp:extent cx="5806440" cy="4665889"/>
+            <wp:docPr id="21" name="Picture 21"/>
+            <wp:cNvGraphicFramePr>
+              <a:graphicFrameLocks noChangeAspect="1"/>
+            </wp:cNvGraphicFramePr>
+            <a:graphic>
+              <a:graphicData uri="http://schemas.openxmlformats.org/drawingml/2006/picture">
+                <pic:pic>
+                  <pic:nvPicPr>
+                    <pic:cNvPr id="0" name="23_dashboard_signals_metrics.png"/>
+                    <pic:cNvPicPr/>
+                  </pic:nvPicPr>
+                  <pic:blipFill>
+                    <a:blip r:embed="rId29"/>
+                    <a:stretch>
+                      <a:fillRect/>
+                    </a:stretch>
+                  </pic:blipFill>
+                  <pic:spPr>
+                    <a:xfrm>
+                      <a:off x="0" y="0"/>
+                      <a:ext cx="5806440" cy="4665889"/>
+                    </a:xfrm>
+                    <a:prstGeom prst="rect"/>
+                  </pic:spPr>
+                </pic:pic>
+              </a:graphicData>
+            </a:graphic>
+          </wp:inline>
+        </w:drawing>
+      </w:r>
+    </w:p>
+    <w:p>
+      <w:pPr>
+        <w:pStyle w:val="ReportCaption"/>
+        <w:jc w:val="center"/>
+      </w:pPr>
+      <w:r>
+        <w:rPr>
+          <w:rFonts w:ascii="Arial" w:hAnsi="Arial" w:eastAsia="맑은 고딕"/>
+          <w:b w:val="0"/>
+          <w:color w:val="4B5563"/>
+          <w:sz w:val="16"/>
+        </w:rPr>
+        <w:t>그림 18. high_token 시나리오의 긴 문맥 주입(UI) 및 비용/토큰 급증을 보여주는 실시간 지표 화면(Grafana)</w:t>
+      </w:r>
+    </w:p>
+    <w:p>
+      <w:pPr>
+        <w:pStyle w:val="ListBullet"/>
+        <w:spacing w:after="60"/>
+      </w:pPr>
+      <w:r>
+        <w:rPr>
+          <w:rFonts w:ascii="Arial" w:hAnsi="Arial" w:eastAsia="맑은 고딕"/>
+          <w:b/>
+          <w:sz w:val="20"/>
+        </w:rPr>
+        <w:t>error (실패 요청):</w:t>
+      </w:r>
+      <w:r>
+        <w:rPr>
+          <w:rFonts w:ascii="Arial" w:hAnsi="Arial" w:eastAsia="맑은 고딕"/>
+          <w:sz w:val="20"/>
+        </w:rPr>
+        <w:t xml:space="preserve"> 인위적인 실패 요청 발생 시, HTTP 에러로 소실되지 않고 status=error 상태의 메타데이터와 trace_id가 유지되어 대시보드 최근 요청 목록에 기록됨을 확인하였다.</w:t>
+      </w:r>
+    </w:p>
+    <w:p>
+      <w:pPr>
+        <w:jc w:val="center"/>
+      </w:pPr>
+      <w:r>
+        <w:drawing>
+          <wp:inline xmlns:a="http://schemas.openxmlformats.org/drawingml/2006/main" xmlns:pic="http://schemas.openxmlformats.org/drawingml/2006/picture">
+            <wp:extent cx="5806440" cy="5915249"/>
             <wp:docPr id="22" name="Picture 22"/>
+            <wp:cNvGraphicFramePr>
+              <a:graphicFrameLocks noChangeAspect="1"/>
+            </wp:cNvGraphicFramePr>
+            <a:graphic>
+              <a:graphicData uri="http://schemas.openxmlformats.org/drawingml/2006/picture">
+                <pic:pic>
+                  <pic:nvPicPr>
+                    <pic:cNvPr id="0" name="11_chat_error_response.png"/>
+                    <pic:cNvPicPr/>
+                  </pic:nvPicPr>
+                  <pic:blipFill>
+                    <a:blip r:embed="rId30"/>
+                    <a:stretch>
+                      <a:fillRect/>
+                    </a:stretch>
+                  </pic:blipFill>
+                  <pic:spPr>
+                    <a:xfrm>
+                      <a:off x="0" y="0"/>
+                      <a:ext cx="5806440" cy="5915249"/>
+                    </a:xfrm>
+                    <a:prstGeom prst="rect"/>
+                  </pic:spPr>
+                </pic:pic>
+              </a:graphicData>
+            </a:graphic>
+          </wp:inline>
+        </w:drawing>
+      </w:r>
+    </w:p>
+    <w:p>
+      <w:pPr>
+        <w:jc w:val="center"/>
+      </w:pPr>
+      <w:r>
+        <w:drawing>
+          <wp:inline xmlns:a="http://schemas.openxmlformats.org/drawingml/2006/main" xmlns:pic="http://schemas.openxmlformats.org/drawingml/2006/picture">
+            <wp:extent cx="5806440" cy="4665889"/>
+            <wp:docPr id="23" name="Picture 23"/>
             <wp:cNvGraphicFramePr>
               <a:graphicFrameLocks noChangeAspect="1"/>
             </wp:cNvGraphicFramePr>
@@ -4092,7 +3904,7 @@
                     <pic:cNvPicPr/>
                   </pic:nvPicPr>
                   <pic:blipFill>
-                    <a:blip r:embed="rId30"/>
+                    <a:blip r:embed="rId31"/>
                     <a:stretch>
                       <a:fillRect/>
                     </a:stretch>
@@ -4100,7 +3912,7 @@
                   <pic:spPr>
                     <a:xfrm>
                       <a:off x="0" y="0"/>
-                      <a:ext cx="6217920" cy="4996543"/>
+                      <a:ext cx="5806440" cy="4665889"/>
                     </a:xfrm>
                     <a:prstGeom prst="rect"/>
                   </pic:spPr>
@@ -4123,18 +3935,74 @@
           <w:color w:val="4B5563"/>
           <w:sz w:val="16"/>
         </w:rPr>
-        <w:t>그림 22. error 요청 추적 상세 화면: 실패 요청이 ERROR 상태와 request_id 기준으로 추적되는 화면</w:t>
+        <w:t>그림 19. error 시나리오의 인위적 실패 주입(UI) 및 실패 상태가 유지된 추적 상세 화면(Trace)</w:t>
       </w:r>
     </w:p>
     <w:p>
       <w:pPr>
+        <w:spacing w:after="80"/>
+      </w:pPr>
+      <w:r>
+        <w:rPr>
+          <w:rFonts w:ascii="Arial" w:hAnsi="Arial" w:eastAsia="맑은 고딕"/>
+          <w:sz w:val="20"/>
+        </w:rPr>
+        <w:t>위 검증 결과는 OLLY 플랫폼이 각 시나리오별 병목 Span과 메타데이터를 UI부터 하부 인프라까지 누락 없이 올바르게 추출하고 있음을 객관적으로 증명한다. 수집된 관측 데이터가 가지는 공학적 의미와 운영자의 대응 방안에 대한 상세 추론은 8.1절에서 논의한다.</w:t>
+      </w:r>
+    </w:p>
+    <w:p>
+      <w:pPr>
+        <w:pStyle w:val="Heading2"/>
+      </w:pPr>
+      <w:r>
+        <w:t>7.3 End-to-End 관측 파이프라인 검증 완료 및 의의</w:t>
+      </w:r>
+    </w:p>
+    <w:p>
+      <w:pPr>
+        <w:spacing w:after="80"/>
+      </w:pPr>
+      <w:r>
+        <w:rPr>
+          <w:rFonts w:ascii="Arial" w:hAnsi="Arial" w:eastAsia="맑은 고딕"/>
+          <w:sz w:val="20"/>
+        </w:rPr>
+        <w:t>본 검증의 최종 목표는 단일 요청에 대한 End-to-End 추적 가능성이 시스템 전반에 걸쳐 완벽히 확보되었음을 증명하는 것이었다. 앞서 수행한 10회 반복 부하 테스트 결과, Chat UI에서 생성된 요청의 request_id와 trace_id가 어떠한 유실 없이 대시보드의 최근 요청 목록에 정확히 연동되어 표출됨을 확인하였다.</w:t>
+      </w:r>
+    </w:p>
+    <w:p>
+      <w:pPr>
+        <w:spacing w:after="80"/>
+      </w:pPr>
+      <w:r>
+        <w:rPr>
+          <w:rFonts w:ascii="Arial" w:hAnsi="Arial" w:eastAsia="맑은 고딕"/>
+          <w:sz w:val="20"/>
+        </w:rPr>
+        <w:t>또한, 분산 추적 시스템(Jaeger) 내에서 단일 Trace 하위에 retrieve, llm_call, postprocess Span이 병목 구간을 고립(Isolation)시킬 수 있는 형태로 완벽히 구조화되어 수집되었음을 확인하였다. 이와 동시에 Prometheus와 Grafana에서도 해당 요청 기간의 Latency, Token, Cost, Error 지표가 각 시나리오의 주입 의도와 100% 일치하는 궤적으로 수집 및 집계됨을 교차 검증하였다.</w:t>
+      </w:r>
+    </w:p>
+    <w:p>
+      <w:pPr>
+        <w:spacing w:after="80"/>
+      </w:pPr>
+      <w:r>
+        <w:rPr>
+          <w:rFonts w:ascii="Arial" w:hAnsi="Arial" w:eastAsia="맑은 고딕"/>
+          <w:sz w:val="20"/>
+        </w:rPr>
+        <w:t>결론적으로 본 프로젝트에 설정된 모든 관측성 판정 기준이 성공적으로 충족되었으며, 이를 통해 OLLY가 운영자의 시스템 지연, 비용 폭증 원인 및 실패 발생 지점을 철저히 데이터에 근거하여 역추적할 수 있는 견고한 실무형 관측성 플랫폼임을 최종적으로 입증하였다.</w:t>
+      </w:r>
+    </w:p>
+    <w:p>
+      <w:pPr>
         <w:jc w:val="center"/>
       </w:pPr>
       <w:r>
         <w:drawing>
           <wp:inline xmlns:a="http://schemas.openxmlformats.org/drawingml/2006/main" xmlns:pic="http://schemas.openxmlformats.org/drawingml/2006/picture">
-            <wp:extent cx="6217920" cy="4996543"/>
-            <wp:docPr id="23" name="Picture 23"/>
+            <wp:extent cx="5943600" cy="3543746"/>
+            <wp:docPr id="24" name="Picture 24"/>
             <wp:cNvGraphicFramePr>
               <a:graphicFrameLocks noChangeAspect="1"/>
             </wp:cNvGraphicFramePr>
@@ -4142,11 +4010,11 @@
               <a:graphicData uri="http://schemas.openxmlformats.org/drawingml/2006/picture">
                 <pic:pic>
                   <pic:nvPicPr>
-                    <pic:cNvPr id="0" name="23_dashboard_signals_metrics.png"/>
+                    <pic:cNvPr id="0" name="05_grafana.png"/>
                     <pic:cNvPicPr/>
                   </pic:nvPicPr>
                   <pic:blipFill>
-                    <a:blip r:embed="rId31"/>
+                    <a:blip r:embed="rId32"/>
                     <a:stretch>
                       <a:fillRect/>
                     </a:stretch>
@@ -4154,7 +4022,7 @@
                   <pic:spPr>
                     <a:xfrm>
                       <a:off x="0" y="0"/>
-                      <a:ext cx="6217920" cy="4996543"/>
+                      <a:ext cx="5943600" cy="3543746"/>
                     </a:xfrm>
                     <a:prstGeom prst="rect"/>
                   </pic:spPr>
@@ -4177,357 +4045,17 @@
           <w:color w:val="4B5563"/>
           <w:sz w:val="16"/>
         </w:rPr>
-        <w:t>그림 23. 실시간 지표 화면: Grafana 패널에서 latency, token, cost, stage p95를 확인</w:t>
+        <w:t>그림 20. Grafana 연계 대시보드 접속 화면: Prometheus 기반 시각화 도구</w:t>
       </w:r>
     </w:p>
-    <w:tbl>
-      <w:tblPr>
-        <w:tblStyle w:val="TableGrid"/>
-        <w:tblW w:type="auto" w:w="0"/>
-        <w:tblLook w:firstColumn="1" w:firstRow="1" w:lastColumn="0" w:lastRow="0" w:noHBand="0" w:noVBand="1" w:val="04A0"/>
-      </w:tblPr>
-      <w:tblGrid>
-        <w:gridCol w:w="2466"/>
-        <w:gridCol w:w="2466"/>
-        <w:gridCol w:w="2466"/>
-        <w:gridCol w:w="2466"/>
-      </w:tblGrid>
-      <w:tr>
-        <w:tc>
-          <w:tcPr>
-            <w:tcW w:type="dxa" w:w="1512"/>
-            <w:shd w:fill="E5E7EB"/>
-          </w:tcPr>
-          <w:p>
-            <w:r/>
-            <w:r>
-              <w:rPr>
-                <w:rFonts w:ascii="Arial" w:hAnsi="Arial" w:eastAsia="맑은 고딕"/>
-                <w:b/>
-                <w:sz w:val="18"/>
-              </w:rPr>
-              <w:t>시나리오</w:t>
-            </w:r>
-          </w:p>
-        </w:tc>
-        <w:tc>
-          <w:tcPr>
-            <w:tcW w:type="dxa" w:w="2736"/>
-            <w:shd w:fill="E5E7EB"/>
-          </w:tcPr>
-          <w:p>
-            <w:r/>
-            <w:r>
-              <w:rPr>
-                <w:rFonts w:ascii="Arial" w:hAnsi="Arial" w:eastAsia="맑은 고딕"/>
-                <w:b/>
-                <w:sz w:val="18"/>
-              </w:rPr>
-              <w:t>관측 근거</w:t>
-            </w:r>
-          </w:p>
-        </w:tc>
-        <w:tc>
-          <w:tcPr>
-            <w:tcW w:type="dxa" w:w="2664"/>
-            <w:shd w:fill="E5E7EB"/>
-          </w:tcPr>
-          <w:p>
-            <w:r/>
-            <w:r>
-              <w:rPr>
-                <w:rFonts w:ascii="Arial" w:hAnsi="Arial" w:eastAsia="맑은 고딕"/>
-                <w:b/>
-                <w:sz w:val="18"/>
-              </w:rPr>
-              <w:t>실무 해석</w:t>
-            </w:r>
-          </w:p>
-        </w:tc>
-        <w:tc>
-          <w:tcPr>
-            <w:tcW w:type="dxa" w:w="2736"/>
-            <w:shd w:fill="E5E7EB"/>
-          </w:tcPr>
-          <w:p>
-            <w:r/>
-            <w:r>
-              <w:rPr>
-                <w:rFonts w:ascii="Arial" w:hAnsi="Arial" w:eastAsia="맑은 고딕"/>
-                <w:b/>
-                <w:sz w:val="18"/>
-              </w:rPr>
-              <w:t>실무자 조치</w:t>
-            </w:r>
-          </w:p>
-        </w:tc>
-      </w:tr>
-      <w:tr>
-        <w:tc>
-          <w:tcPr>
-            <w:tcW w:type="dxa" w:w="1512"/>
-          </w:tcPr>
-          <w:p>
-            <w:r/>
-            <w:r>
-              <w:rPr>
-                <w:rFonts w:ascii="Arial" w:hAnsi="Arial" w:eastAsia="맑은 고딕"/>
-                <w:b w:val="0"/>
-                <w:sz w:val="18"/>
-              </w:rPr>
-              <w:t>slow_retrieve</w:t>
-            </w:r>
-          </w:p>
-        </w:tc>
-        <w:tc>
-          <w:tcPr>
-            <w:tcW w:type="dxa" w:w="2736"/>
-          </w:tcPr>
-          <w:p>
-            <w:r/>
-            <w:r>
-              <w:rPr>
-                <w:rFonts w:ascii="Arial" w:hAnsi="Arial" w:eastAsia="맑은 고딕"/>
-                <w:b w:val="0"/>
-                <w:sz w:val="18"/>
-              </w:rPr>
-              <w:t>retrieve span 또는 stage duration 증가</w:t>
-            </w:r>
-          </w:p>
-        </w:tc>
-        <w:tc>
-          <w:tcPr>
-            <w:tcW w:type="dxa" w:w="2664"/>
-          </w:tcPr>
-          <w:p>
-            <w:r/>
-            <w:r>
-              <w:rPr>
-                <w:rFonts w:ascii="Arial" w:hAnsi="Arial" w:eastAsia="맑은 고딕"/>
-                <w:b w:val="0"/>
-                <w:sz w:val="18"/>
-              </w:rPr>
-              <w:t>RAG 검색, Vector DB 조회, 문서 검색 단계가 병목일 가능성</w:t>
-            </w:r>
-          </w:p>
-        </w:tc>
-        <w:tc>
-          <w:tcPr>
-            <w:tcW w:type="dxa" w:w="2736"/>
-          </w:tcPr>
-          <w:p>
-            <w:r/>
-            <w:r>
-              <w:rPr>
-                <w:rFonts w:ascii="Arial" w:hAnsi="Arial" w:eastAsia="맑은 고딕"/>
-                <w:b w:val="0"/>
-                <w:sz w:val="18"/>
-              </w:rPr>
-              <w:t>인덱스 최적화, top-k 조정, 검색 캐시, chunk 전략 개선</w:t>
-            </w:r>
-          </w:p>
-        </w:tc>
-      </w:tr>
-      <w:tr>
-        <w:tc>
-          <w:tcPr>
-            <w:tcW w:type="dxa" w:w="1512"/>
-          </w:tcPr>
-          <w:p>
-            <w:r/>
-            <w:r>
-              <w:rPr>
-                <w:rFonts w:ascii="Arial" w:hAnsi="Arial" w:eastAsia="맑은 고딕"/>
-                <w:b w:val="0"/>
-                <w:sz w:val="18"/>
-              </w:rPr>
-              <w:t>slow_llm</w:t>
-            </w:r>
-          </w:p>
-        </w:tc>
-        <w:tc>
-          <w:tcPr>
-            <w:tcW w:type="dxa" w:w="2736"/>
-          </w:tcPr>
-          <w:p>
-            <w:r/>
-            <w:r>
-              <w:rPr>
-                <w:rFonts w:ascii="Arial" w:hAnsi="Arial" w:eastAsia="맑은 고딕"/>
-                <w:b w:val="0"/>
-                <w:sz w:val="18"/>
-              </w:rPr>
-              <w:t>llm_call span과 전체 latency 증가</w:t>
-            </w:r>
-          </w:p>
-        </w:tc>
-        <w:tc>
-          <w:tcPr>
-            <w:tcW w:type="dxa" w:w="2664"/>
-          </w:tcPr>
-          <w:p>
-            <w:r/>
-            <w:r>
-              <w:rPr>
-                <w:rFonts w:ascii="Arial" w:hAnsi="Arial" w:eastAsia="맑은 고딕"/>
-                <w:b w:val="0"/>
-                <w:sz w:val="18"/>
-              </w:rPr>
-              <w:t>모델 생성 또는 외부 LLM API 응답 지연이 전체 요청을 지배</w:t>
-            </w:r>
-          </w:p>
-        </w:tc>
-        <w:tc>
-          <w:tcPr>
-            <w:tcW w:type="dxa" w:w="2736"/>
-          </w:tcPr>
-          <w:p>
-            <w:r/>
-            <w:r>
-              <w:rPr>
-                <w:rFonts w:ascii="Arial" w:hAnsi="Arial" w:eastAsia="맑은 고딕"/>
-                <w:b w:val="0"/>
-                <w:sz w:val="18"/>
-              </w:rPr>
-              <w:t>max token 제한, streaming 적용, 모델 교체, GPU/리소스 증설, fallback model 검토</w:t>
-            </w:r>
-          </w:p>
-        </w:tc>
-      </w:tr>
-      <w:tr>
-        <w:tc>
-          <w:tcPr>
-            <w:tcW w:type="dxa" w:w="1512"/>
-          </w:tcPr>
-          <w:p>
-            <w:r/>
-            <w:r>
-              <w:rPr>
-                <w:rFonts w:ascii="Arial" w:hAnsi="Arial" w:eastAsia="맑은 고딕"/>
-                <w:b w:val="0"/>
-                <w:sz w:val="18"/>
-              </w:rPr>
-              <w:t>high_token</w:t>
-            </w:r>
-          </w:p>
-        </w:tc>
-        <w:tc>
-          <w:tcPr>
-            <w:tcW w:type="dxa" w:w="2736"/>
-          </w:tcPr>
-          <w:p>
-            <w:r/>
-            <w:r>
-              <w:rPr>
-                <w:rFonts w:ascii="Arial" w:hAnsi="Arial" w:eastAsia="맑은 고딕"/>
-                <w:b w:val="0"/>
-                <w:sz w:val="18"/>
-              </w:rPr>
-              <w:t>input/output token과 cost 지표 증가</w:t>
-            </w:r>
-          </w:p>
-        </w:tc>
-        <w:tc>
-          <w:tcPr>
-            <w:tcW w:type="dxa" w:w="2664"/>
-          </w:tcPr>
-          <w:p>
-            <w:r/>
-            <w:r>
-              <w:rPr>
-                <w:rFonts w:ascii="Arial" w:hAnsi="Arial" w:eastAsia="맑은 고딕"/>
-                <w:b w:val="0"/>
-                <w:sz w:val="18"/>
-              </w:rPr>
-              <w:t>프롬프트 템플릿 또는 검색 문맥이 과도해 비용과 지연을 키움</w:t>
-            </w:r>
-          </w:p>
-        </w:tc>
-        <w:tc>
-          <w:tcPr>
-            <w:tcW w:type="dxa" w:w="2736"/>
-          </w:tcPr>
-          <w:p>
-            <w:r/>
-            <w:r>
-              <w:rPr>
-                <w:rFonts w:ascii="Arial" w:hAnsi="Arial" w:eastAsia="맑은 고딕"/>
-                <w:b w:val="0"/>
-                <w:sz w:val="18"/>
-              </w:rPr>
-              <w:t>prompt template 축소, context 제한, 요약/압축, 기능별 비용 budget 설정</w:t>
-            </w:r>
-          </w:p>
-        </w:tc>
-      </w:tr>
-      <w:tr>
-        <w:tc>
-          <w:tcPr>
-            <w:tcW w:type="dxa" w:w="1512"/>
-          </w:tcPr>
-          <w:p>
-            <w:r/>
-            <w:r>
-              <w:rPr>
-                <w:rFonts w:ascii="Arial" w:hAnsi="Arial" w:eastAsia="맑은 고딕"/>
-                <w:b w:val="0"/>
-                <w:sz w:val="18"/>
-              </w:rPr>
-              <w:t>error</w:t>
-            </w:r>
-          </w:p>
-        </w:tc>
-        <w:tc>
-          <w:tcPr>
-            <w:tcW w:type="dxa" w:w="2736"/>
-          </w:tcPr>
-          <w:p>
-            <w:r/>
-            <w:r>
-              <w:rPr>
-                <w:rFonts w:ascii="Arial" w:hAnsi="Arial" w:eastAsia="맑은 고딕"/>
-                <w:b w:val="0"/>
-                <w:sz w:val="18"/>
-              </w:rPr>
-              <w:t>error status, error metric, 실패 trace 기록</w:t>
-            </w:r>
-          </w:p>
-        </w:tc>
-        <w:tc>
-          <w:tcPr>
-            <w:tcW w:type="dxa" w:w="2664"/>
-          </w:tcPr>
-          <w:p>
-            <w:r/>
-            <w:r>
-              <w:rPr>
-                <w:rFonts w:ascii="Arial" w:hAnsi="Arial" w:eastAsia="맑은 고딕"/>
-                <w:b w:val="0"/>
-                <w:sz w:val="18"/>
-              </w:rPr>
-              <w:t>실패 요청이 사라지지 않고 특정 request_id와 trace_id로 추적 가능</w:t>
-            </w:r>
-          </w:p>
-        </w:tc>
-        <w:tc>
-          <w:tcPr>
-            <w:tcW w:type="dxa" w:w="2736"/>
-          </w:tcPr>
-          <w:p>
-            <w:r/>
-            <w:r>
-              <w:rPr>
-                <w:rFonts w:ascii="Arial" w:hAnsi="Arial" w:eastAsia="맑은 고딕"/>
-                <w:b w:val="0"/>
-                <w:sz w:val="18"/>
-              </w:rPr>
-              <w:t>예외 유형 분류, retry 정책, alert rule 조정, 장애 runbook 작성</w:t>
-            </w:r>
-          </w:p>
-        </w:tc>
-      </w:tr>
-    </w:tbl>
-    <w:p/>
+    <w:p>
+      <w:pPr>
+        <w:pStyle w:val="Heading1"/>
+      </w:pPr>
+      <w:r>
+        <w:t>8. 논의 및 향후 확장 방향</w:t>
+      </w:r>
+    </w:p>
     <w:p>
       <w:pPr>
         <w:spacing w:after="80"/>
@@ -4537,7 +4065,175 @@
           <w:rFonts w:ascii="Arial" w:hAnsi="Arial" w:eastAsia="맑은 고딕"/>
           <w:sz w:val="20"/>
         </w:rPr>
-        <w:t>각 시나리오는 실제 운영 질문을 대표한다. slow_retrieve와 slow_llm은 응답 지연 현상을 검색 병목과 모델 병목으로 분리하고, high_token은 비용 증가가 어느 요청 패턴에서 시작되는지 제시하며, error는 실패 요청을 request 단위로 기록하여 장애 대응을 위한 식별 기준을 제공한다.</w:t>
+        <w:t>본 장은 검증 과정에서 수집한 관측 데이터를 기반으로 OLLY의 운영적 의미와 확장 가능성을 논의한다. 본 시스템은 비용, 지연, 토큰 사용량, 실패 내역 및 병목 구간 등을 집중적으로 추적하는 운영 관측성(Operational Observability) 특화 플랫폼으로 설계되었다.</w:t>
+      </w:r>
+    </w:p>
+    <w:p>
+      <w:pPr>
+        <w:spacing w:after="80"/>
+      </w:pPr>
+      <w:r>
+        <w:rPr>
+          <w:rFonts w:ascii="Arial" w:hAnsi="Arial" w:eastAsia="맑은 고딕"/>
+          <w:sz w:val="20"/>
+        </w:rPr>
+        <w:t>본 논의는 하나의 LLM 요청이 request_id와 trace_id를 기준으로 trace, metric, dashboard, alert까지 연결되는 구조와 운영자가 해당 데이터를 근거로 원인과 대응 방향을 판단하는 과정을 중심으로 구성된다.</w:t>
+      </w:r>
+    </w:p>
+    <w:p>
+      <w:pPr>
+        <w:pStyle w:val="Heading2"/>
+      </w:pPr>
+      <w:r>
+        <w:t>8.1 관측 데이터 기반의 시스템 병목 추론 및 운영 인사이트</w:t>
+      </w:r>
+    </w:p>
+    <w:p>
+      <w:pPr>
+        <w:spacing w:after="80"/>
+      </w:pPr>
+      <w:r>
+        <w:rPr>
+          <w:rFonts w:ascii="Arial" w:hAnsi="Arial" w:eastAsia="맑은 고딕"/>
+          <w:sz w:val="20"/>
+        </w:rPr>
+        <w:t>본 절에서는 7장에서 수집 및 검증된 관측 데이터(표 1 및 시각 자료 참조)를 바탕으로, 실제 운영 환경에서 시스템의 병목 구간과 인프라의 이상 징후를 어떻게 공학적으로 추론(Deduction)하고 대응할 수 있는지 논의한다. 단순한 대시보드 기능 설명을 지양하고, OLLY가 띄워준 데이터를 운영자 입장에서 의사결정에 어떻게 활용할 수 있는지에 집중하였다.</w:t>
+      </w:r>
+    </w:p>
+    <w:p>
+      <w:pPr>
+        <w:spacing w:after="80"/>
+      </w:pPr>
+      <w:r>
+        <w:rPr>
+          <w:rFonts w:ascii="Arial" w:hAnsi="Arial" w:eastAsia="맑은 고딕"/>
+          <w:b/>
+          <w:sz w:val="20"/>
+        </w:rPr>
+        <w:t>1) RAG 검색 병목(slow_retrieve) 고립화와 타깃 튜닝</w:t>
+      </w:r>
+      <w:r>
+        <w:rPr>
+          <w:rFonts w:ascii="Arial" w:hAnsi="Arial" w:eastAsia="맑은 고딕"/>
+          <w:sz w:val="20"/>
+        </w:rPr>
+      </w:r>
+    </w:p>
+    <w:p>
+      <w:pPr>
+        <w:spacing w:after="80"/>
+      </w:pPr>
+      <w:r>
+        <w:rPr>
+          <w:rFonts w:ascii="Arial" w:hAnsi="Arial" w:eastAsia="맑은 고딕"/>
+          <w:sz w:val="20"/>
+        </w:rPr>
+        <w:t>7장의 검증 데이터에 따르면, slow_retrieve 시나리오의 p50 지연은 3.96초로 상승했으며 retrieve Span이 1.80초로 정상 대비 약 12배 폭증하였다. 운영자는 OLLY가 고립(Isolation)시켜준 이 수치를 근거로 해당 지연이 모델 추론 성능의 문제가 아님을 즉각 인지할 수 있다. 즉, 맹목적인 GPU 증설이나 모델 교체라는 잘못된 의사결정을 피하고, 인덱스 최적화, 검색 캐시 도입, Chunk 전략 개선과 같은 검색 계층 중심의 타깃 튜닝을 수행할 수 있는 논리적 근거를 얻게 된다.</w:t>
+      </w:r>
+    </w:p>
+    <w:p>
+      <w:pPr>
+        <w:spacing w:after="80"/>
+      </w:pPr>
+      <w:r>
+        <w:rPr>
+          <w:rFonts w:ascii="Arial" w:hAnsi="Arial" w:eastAsia="맑은 고딕"/>
+          <w:b/>
+          <w:sz w:val="20"/>
+        </w:rPr>
+        <w:t>2) 모델 추론 지연(slow_llm)과 로컬 리소스 한계의 상관관계 파악</w:t>
+      </w:r>
+      <w:r>
+        <w:rPr>
+          <w:rFonts w:ascii="Arial" w:hAnsi="Arial" w:eastAsia="맑은 고딕"/>
+          <w:sz w:val="20"/>
+        </w:rPr>
+      </w:r>
+    </w:p>
+    <w:p>
+      <w:pPr>
+        <w:spacing w:after="80"/>
+      </w:pPr>
+      <w:r>
+        <w:rPr>
+          <w:rFonts w:ascii="Arial" w:hAnsi="Arial" w:eastAsia="맑은 고딕"/>
+          <w:sz w:val="20"/>
+        </w:rPr>
+        <w:t>slow_llm 시나리오에서는 llm_call 구간이 지연의 절대다수(1.99초)를 차지하는 것으로 관측되었다. 이는 OLLY의 다단계 Span 구조가 CPU 기반 로컬 추론 환경에서 발생하는 생성 지연 스파이크(Generation Latency Spike)를 정확히 llm_call 컨텍스트로 묶어서 시각화함을 의미한다. 운영자는 이를 통해 시스템 인프라의 컴퓨팅 리소스 과부하 상태를 교차 검증하고, 스케일업(Scale-up) 시점을 조율할 수 있다.</w:t>
+      </w:r>
+    </w:p>
+    <w:p>
+      <w:pPr>
+        <w:spacing w:after="80"/>
+      </w:pPr>
+      <w:r>
+        <w:rPr>
+          <w:rFonts w:ascii="Arial" w:hAnsi="Arial" w:eastAsia="맑은 고딕"/>
+          <w:b/>
+          <w:sz w:val="20"/>
+        </w:rPr>
+        <w:t>3) 토큰 스파이크(high_token)에 따른 인프라 비용 통제</w:t>
+      </w:r>
+      <w:r>
+        <w:rPr>
+          <w:rFonts w:ascii="Arial" w:hAnsi="Arial" w:eastAsia="맑은 고딕"/>
+          <w:sz w:val="20"/>
+        </w:rPr>
+      </w:r>
+    </w:p>
+    <w:p>
+      <w:pPr>
+        <w:spacing w:after="80"/>
+      </w:pPr>
+      <w:r>
+        <w:rPr>
+          <w:rFonts w:ascii="Arial" w:hAnsi="Arial" w:eastAsia="맑은 고딕"/>
+          <w:sz w:val="20"/>
+        </w:rPr>
+        <w:t>high_token 시나리오에서는 457개의 평균 토큰 발생 시 p50 지연이 34.58초에 달하는 심각한 병목이 기록되었다. 비록 본 MVP가 로컬 모델을 사용하여 토큰 자체 비용은 0으로 계산되나, 긴 문맥은 로컬 추론 시간을 급증시켜 인프라 기회비용을 막대하게 소모하게 만든다. 운영자는 이 데이터를 근거로 과도한 컨텍스트 주입(Context Injection)이나 비효율적인 프롬프트 템플릿 사용을 제한하는 정책을 수립하여 인프라 비용을 사전에 통제할 수 있다.</w:t>
+      </w:r>
+    </w:p>
+    <w:p>
+      <w:pPr>
+        <w:spacing w:after="80"/>
+      </w:pPr>
+      <w:r>
+        <w:rPr>
+          <w:rFonts w:ascii="Arial" w:hAnsi="Arial" w:eastAsia="맑은 고딕"/>
+          <w:b/>
+          <w:sz w:val="20"/>
+        </w:rPr>
+        <w:t>4) 실패 요청(error)의 추적 가능성과 장애 대응</w:t>
+      </w:r>
+      <w:r>
+        <w:rPr>
+          <w:rFonts w:ascii="Arial" w:hAnsi="Arial" w:eastAsia="맑은 고딕"/>
+          <w:sz w:val="20"/>
+        </w:rPr>
+      </w:r>
+    </w:p>
+    <w:p>
+      <w:pPr>
+        <w:spacing w:after="80"/>
+      </w:pPr>
+      <w:r>
+        <w:rPr>
+          <w:rFonts w:ascii="Arial" w:hAnsi="Arial" w:eastAsia="맑은 고딕"/>
+          <w:sz w:val="20"/>
+        </w:rPr>
+        <w:t>error 시나리오에서 인위적인 실패 요청이 HTTP 오류로 소실되지 않고 100% status=error로 기록되었다. 이는 장애 상황에서 가장 중요한 관측 단위 보존이 달성되었음을 의미한다. 운영자는 터미널 에러 로그를 일일이 뒤지는 대신, OLLY가 제공하는 trace_id를 기준으로 실패 단계, 최근 실패율, 알림(Alert) 발생 여부를 즉각 연계하여 장애 대응의 우선순위를 신속하게 결정할 수 있다.</w:t>
+      </w:r>
+    </w:p>
+    <w:p>
+      <w:pPr>
+        <w:spacing w:after="80"/>
+      </w:pPr>
+      <w:r>
+        <w:rPr>
+          <w:rFonts w:ascii="Arial" w:hAnsi="Arial" w:eastAsia="맑은 고딕"/>
+          <w:sz w:val="20"/>
+        </w:rPr>
+        <w:t>결과적으로 OLLY는 수동적인 모니터링 화면을 넘어, 운영자가 직관적인 데이터에 근거하여 시스템의 물리적 상태를 파악하고 실효성 있는 엔지니어링 조치를 취할 수 있도록 돕는 실무형 관측성 기반(Observability Foundation)을 제공한다.</w:t>
       </w:r>
     </w:p>
     <w:p>
@@ -5744,7 +5440,7 @@
                 <w:rFonts w:ascii="Consolas" w:hAnsi="Consolas" w:eastAsia="Consolas"/>
                 <w:sz w:val="17"/>
               </w:rPr>
-              <w:t>NAME                                  READY   STATUS      RESTARTS       AGE</w:t>
+              <w:t>Unable to connect to the server: dial tcp 127.0.0.1:52736: connect: operation not permitted</w:t>
             </w:r>
           </w:p>
           <w:p>
@@ -5757,7 +5453,7 @@
                 <w:rFonts w:ascii="Consolas" w:hAnsi="Consolas" w:eastAsia="Consolas"/>
                 <w:sz w:val="17"/>
               </w:rPr>
-              <w:t>pod/grafana-857fb4c9c7-6d7mb          1/1     Running     0              3d1h</w:t>
+              <w:t>Unable to connect to the server: dial tcp 127.0.0.1:52736: connect: operation not permitted</w:t>
             </w:r>
           </w:p>
           <w:p>
@@ -5770,7 +5466,7 @@
                 <w:rFonts w:ascii="Consolas" w:hAnsi="Consolas" w:eastAsia="Consolas"/>
                 <w:sz w:val="17"/>
               </w:rPr>
-              <w:t>pod/jaeger-d5cdfc987-g42bk            1/1     Running     3 (3d1h ago)   6d7h</w:t>
+              <w:t>Unable to connect to the server: dial tcp 127.0.0.1:52736: connect: operation not permitted</w:t>
             </w:r>
           </w:p>
           <w:p>
@@ -5783,303 +5479,7 @@
                 <w:rFonts w:ascii="Consolas" w:hAnsi="Consolas" w:eastAsia="Consolas"/>
                 <w:sz w:val="17"/>
               </w:rPr>
-              <w:t>pod/ollama-56cd9d547f-cwk29           1/1     Running     0              3d</w:t>
-            </w:r>
-          </w:p>
-          <w:p>
-            <w:pPr>
-              <w:pStyle w:val="CodeBlock"/>
-              <w:spacing w:after="0"/>
-            </w:pPr>
-            <w:r>
-              <w:rPr>
-                <w:rFonts w:ascii="Consolas" w:hAnsi="Consolas" w:eastAsia="Consolas"/>
-                <w:sz w:val="17"/>
-              </w:rPr>
-              <w:t>pod/ollama-pull-gemma-wxz42           0/1     Completed   0              6d7h</w:t>
-            </w:r>
-          </w:p>
-          <w:p>
-            <w:pPr>
-              <w:pStyle w:val="CodeBlock"/>
-              <w:spacing w:after="0"/>
-            </w:pPr>
-            <w:r>
-              <w:rPr>
-                <w:rFonts w:ascii="Consolas" w:hAnsi="Consolas" w:eastAsia="Consolas"/>
-                <w:sz w:val="17"/>
-              </w:rPr>
-              <w:t>pod/otel-collector-66d454bc4d-srdbm   1/1     Running     3 (3d1h ago)   6d7h</w:t>
-            </w:r>
-          </w:p>
-          <w:p>
-            <w:pPr>
-              <w:pStyle w:val="CodeBlock"/>
-              <w:spacing w:after="0"/>
-            </w:pPr>
-            <w:r>
-              <w:rPr>
-                <w:rFonts w:ascii="Consolas" w:hAnsi="Consolas" w:eastAsia="Consolas"/>
-                <w:sz w:val="17"/>
-              </w:rPr>
-              <w:t>pod/prometheus-84c85dcfb7-2xczx       1/1     Running     3 (3d1h ago)   6d7h</w:t>
-            </w:r>
-          </w:p>
-          <w:p>
-            <w:pPr>
-              <w:pStyle w:val="CodeBlock"/>
-              <w:spacing w:after="0"/>
-            </w:pPr>
-            <w:r>
-              <w:rPr>
-                <w:rFonts w:ascii="Consolas" w:hAnsi="Consolas" w:eastAsia="Consolas"/>
-                <w:sz w:val="17"/>
-              </w:rPr>
-              <w:t>pod/sample-llm-api-6799f487c5-dq7qh   1/1     Running     0              3d</w:t>
-            </w:r>
-          </w:p>
-          <w:p>
-            <w:pPr>
-              <w:pStyle w:val="CodeBlock"/>
-              <w:spacing w:after="0"/>
-            </w:pPr>
-            <w:r>
-              <w:rPr>
-                <w:rFonts w:ascii="Consolas" w:hAnsi="Consolas" w:eastAsia="Consolas"/>
-                <w:sz w:val="17"/>
-              </w:rPr>
-            </w:r>
-          </w:p>
-          <w:p>
-            <w:pPr>
-              <w:pStyle w:val="CodeBlock"/>
-              <w:spacing w:after="0"/>
-            </w:pPr>
-            <w:r>
-              <w:rPr>
-                <w:rFonts w:ascii="Consolas" w:hAnsi="Consolas" w:eastAsia="Consolas"/>
-                <w:sz w:val="17"/>
-              </w:rPr>
-              <w:t>NAME                              TYPE        CLUSTER-IP      EXTERNAL-IP   PORT(S)                      AGE</w:t>
-            </w:r>
-          </w:p>
-          <w:p>
-            <w:pPr>
-              <w:pStyle w:val="CodeBlock"/>
-              <w:spacing w:after="0"/>
-            </w:pPr>
-            <w:r>
-              <w:rPr>
-                <w:rFonts w:ascii="Consolas" w:hAnsi="Consolas" w:eastAsia="Consolas"/>
-                <w:sz w:val="17"/>
-              </w:rPr>
-              <w:t>service/grafana                   ClusterIP   10.96.165.233   &lt;none&gt;        3000/TCP                     6d7h</w:t>
-            </w:r>
-          </w:p>
-          <w:p>
-            <w:pPr>
-              <w:pStyle w:val="CodeBlock"/>
-              <w:spacing w:after="0"/>
-            </w:pPr>
-            <w:r>
-              <w:rPr>
-                <w:rFonts w:ascii="Consolas" w:hAnsi="Consolas" w:eastAsia="Consolas"/>
-                <w:sz w:val="17"/>
-              </w:rPr>
-              <w:t>service/grafana-nodeport          NodePort    10.96.32.61     &lt;none&gt;        3000:30004/TCP               6d7h</w:t>
-            </w:r>
-          </w:p>
-          <w:p>
-            <w:pPr>
-              <w:pStyle w:val="CodeBlock"/>
-              <w:spacing w:after="0"/>
-            </w:pPr>
-            <w:r>
-              <w:rPr>
-                <w:rFonts w:ascii="Consolas" w:hAnsi="Consolas" w:eastAsia="Consolas"/>
-                <w:sz w:val="17"/>
-              </w:rPr>
-              <w:t>service/jaeger                    ClusterIP   10.96.49.103    &lt;none&gt;        16686/TCP,4317/TCP           6d7h</w:t>
-            </w:r>
-          </w:p>
-          <w:p>
-            <w:pPr>
-              <w:pStyle w:val="CodeBlock"/>
-              <w:spacing w:after="0"/>
-            </w:pPr>
-            <w:r>
-              <w:rPr>
-                <w:rFonts w:ascii="Consolas" w:hAnsi="Consolas" w:eastAsia="Consolas"/>
-                <w:sz w:val="17"/>
-              </w:rPr>
-              <w:t>service/jaeger-nodeport           NodePort    10.96.140.58    &lt;none&gt;        16686:30002/TCP              6d7h</w:t>
-            </w:r>
-          </w:p>
-          <w:p>
-            <w:pPr>
-              <w:pStyle w:val="CodeBlock"/>
-              <w:spacing w:after="0"/>
-            </w:pPr>
-            <w:r>
-              <w:rPr>
-                <w:rFonts w:ascii="Consolas" w:hAnsi="Consolas" w:eastAsia="Consolas"/>
-                <w:sz w:val="17"/>
-              </w:rPr>
-              <w:t>service/ollama                    ClusterIP   10.96.223.206   &lt;none&gt;        11434/TCP                    6d7h</w:t>
-            </w:r>
-          </w:p>
-          <w:p>
-            <w:pPr>
-              <w:pStyle w:val="CodeBlock"/>
-              <w:spacing w:after="0"/>
-            </w:pPr>
-            <w:r>
-              <w:rPr>
-                <w:rFonts w:ascii="Consolas" w:hAnsi="Consolas" w:eastAsia="Consolas"/>
-                <w:sz w:val="17"/>
-              </w:rPr>
-              <w:t>service/otel-collector            ClusterIP   10.96.187.223   &lt;none&gt;        4317/TCP,4318/TCP,8889/TCP   6d7h</w:t>
-            </w:r>
-          </w:p>
-          <w:p>
-            <w:pPr>
-              <w:pStyle w:val="CodeBlock"/>
-              <w:spacing w:after="0"/>
-            </w:pPr>
-            <w:r>
-              <w:rPr>
-                <w:rFonts w:ascii="Consolas" w:hAnsi="Consolas" w:eastAsia="Consolas"/>
-                <w:sz w:val="17"/>
-              </w:rPr>
-              <w:t>service/prometheus                ClusterIP   10.96.28.29     &lt;none&gt;        9090/TCP                     6d7h</w:t>
-            </w:r>
-          </w:p>
-          <w:p>
-            <w:pPr>
-              <w:pStyle w:val="CodeBlock"/>
-              <w:spacing w:after="0"/>
-            </w:pPr>
-            <w:r>
-              <w:rPr>
-                <w:rFonts w:ascii="Consolas" w:hAnsi="Consolas" w:eastAsia="Consolas"/>
-                <w:sz w:val="17"/>
-              </w:rPr>
-              <w:t>service/prometheus-nodeport       NodePort    10.96.117.131   &lt;none&gt;        9090:30003/TCP               6d7h</w:t>
-            </w:r>
-          </w:p>
-          <w:p>
-            <w:pPr>
-              <w:pStyle w:val="CodeBlock"/>
-              <w:spacing w:after="0"/>
-            </w:pPr>
-            <w:r>
-              <w:rPr>
-                <w:rFonts w:ascii="Consolas" w:hAnsi="Consolas" w:eastAsia="Consolas"/>
-                <w:sz w:val="17"/>
-              </w:rPr>
-              <w:t>service/sample-llm-api            ClusterIP   10.96.160.80    &lt;none&gt;        8000/TCP                     6d7h</w:t>
-            </w:r>
-          </w:p>
-          <w:p>
-            <w:pPr>
-              <w:pStyle w:val="CodeBlock"/>
-              <w:spacing w:after="0"/>
-            </w:pPr>
-            <w:r>
-              <w:rPr>
-                <w:rFonts w:ascii="Consolas" w:hAnsi="Consolas" w:eastAsia="Consolas"/>
-                <w:sz w:val="17"/>
-              </w:rPr>
-              <w:t>service/sample-llm-api-nodeport   NodePort    10.96.129.121   &lt;none&gt;        8000:30001/TCP               6d7h</w:t>
-            </w:r>
-          </w:p>
-          <w:p>
-            <w:pPr>
-              <w:pStyle w:val="CodeBlock"/>
-              <w:spacing w:after="0"/>
-            </w:pPr>
-            <w:r>
-              <w:rPr>
-                <w:rFonts w:ascii="Consolas" w:hAnsi="Consolas" w:eastAsia="Consolas"/>
-                <w:sz w:val="17"/>
-              </w:rPr>
-            </w:r>
-          </w:p>
-          <w:p>
-            <w:pPr>
-              <w:pStyle w:val="CodeBlock"/>
-              <w:spacing w:after="0"/>
-            </w:pPr>
-            <w:r>
-              <w:rPr>
-                <w:rFonts w:ascii="Consolas" w:hAnsi="Consolas" w:eastAsia="Consolas"/>
-                <w:sz w:val="17"/>
-              </w:rPr>
-              <w:t>NAME                                     STATUS   VOLUME                                     CAPACITY   ACCESS MODES   STORAGECLASS   VOLUMEATTRIBUTESCLASS   AGE</w:t>
-            </w:r>
-          </w:p>
-          <w:p>
-            <w:pPr>
-              <w:pStyle w:val="CodeBlock"/>
-              <w:spacing w:after="0"/>
-            </w:pPr>
-            <w:r>
-              <w:rPr>
-                <w:rFonts w:ascii="Consolas" w:hAnsi="Consolas" w:eastAsia="Consolas"/>
-                <w:sz w:val="17"/>
-              </w:rPr>
-              <w:t>persistentvolumeclaim/ollama-data        Bound    pvc-26fd8659-6a86-45fc-9c6e-a2f459834f4c   4Gi        RWO            standard       &lt;unset&gt;                 6d7h</w:t>
-            </w:r>
-          </w:p>
-          <w:p>
-            <w:pPr>
-              <w:pStyle w:val="CodeBlock"/>
-              <w:spacing w:after="0"/>
-            </w:pPr>
-            <w:r>
-              <w:rPr>
-                <w:rFonts w:ascii="Consolas" w:hAnsi="Consolas" w:eastAsia="Consolas"/>
-                <w:sz w:val="17"/>
-              </w:rPr>
-              <w:t>persistentvolumeclaim/olly-alert-rules   Bound    pvc-8a7f661d-85b8-42b2-80ac-e1dee769163b   64Mi       RWO            standard       &lt;unset&gt;                 6d7h</w:t>
-            </w:r>
-          </w:p>
-          <w:p>
-            <w:pPr>
-              <w:pStyle w:val="CodeBlock"/>
-              <w:spacing w:after="0"/>
-            </w:pPr>
-            <w:r>
-              <w:rPr>
-                <w:rFonts w:ascii="Consolas" w:hAnsi="Consolas" w:eastAsia="Consolas"/>
-                <w:sz w:val="17"/>
-              </w:rPr>
-            </w:r>
-          </w:p>
-          <w:p>
-            <w:pPr>
-              <w:pStyle w:val="CodeBlock"/>
-              <w:spacing w:after="0"/>
-            </w:pPr>
-            <w:r>
-              <w:rPr>
-                <w:rFonts w:ascii="Consolas" w:hAnsi="Consolas" w:eastAsia="Consolas"/>
-                <w:sz w:val="17"/>
-              </w:rPr>
-              <w:t>NAME                          STATUS     COMPLETIONS   DURATION   AGE</w:t>
-            </w:r>
-          </w:p>
-          <w:p>
-            <w:pPr>
-              <w:pStyle w:val="CodeBlock"/>
-              <w:spacing w:after="0"/>
-            </w:pPr>
-            <w:r>
-              <w:rPr>
-                <w:rFonts w:ascii="Consolas" w:hAnsi="Consolas" w:eastAsia="Consolas"/>
-                <w:sz w:val="17"/>
-              </w:rPr>
-              <w:t>job.batch/ollama-pull-gemma   Complete   1/1           2m47s      6d7h</w:t>
+              <w:t>Unable to connect to the server: dial tcp 127.0.0.1:52736: connect: operation not permitted</w:t>
             </w:r>
           </w:p>
         </w:tc>
